--- a/КИСП/ЛР8_ЛаврешинКИСП.docx
+++ b/КИСП/ЛР8_ЛаврешинКИСП.docx
@@ -1,6 +1,6 @@
 
 <file path=word/document.xml><?xml version="1.0" encoding="utf-8"?>
-<w:document xmlns:wpc="http://schemas.microsoft.com/office/word/2010/wordprocessingCanvas" xmlns:cx="http://schemas.microsoft.com/office/drawing/2014/chartex" xmlns:cx1="http://schemas.microsoft.com/office/drawing/2015/9/8/chartex" xmlns:cx2="http://schemas.microsoft.com/office/drawing/2015/10/21/chartex" xmlns:cx3="http://schemas.microsoft.com/office/drawing/2016/5/9/chartex" xmlns:cx4="http://schemas.microsoft.com/office/drawing/2016/5/10/chartex" xmlns:cx5="http://schemas.microsoft.com/office/drawing/2016/5/11/chartex" xmlns:cx6="http://schemas.microsoft.com/office/drawing/2016/5/12/chartex" xmlns:cx7="http://schemas.microsoft.com/office/drawing/2016/5/13/chartex" xmlns:cx8="http://schemas.microsoft.com/office/drawing/2016/5/14/chartex" xmlns:mc="http://schemas.openxmlformats.org/markup-compatibility/2006" xmlns:aink="http://schemas.microsoft.com/office/drawing/2016/ink" xmlns:am3d="http://schemas.microsoft.com/office/drawing/2017/model3d" xmlns:o="urn:schemas-microsoft-com:office:office" xmlns:oel="http://schemas.microsoft.com/office/2019/extlst" xmlns:r="http://schemas.openxmlformats.org/officeDocument/2006/relationships" xmlns:m="http://schemas.openxmlformats.org/officeDocument/2006/math" xmlns:v="urn:schemas-microsoft-com:vml" xmlns:wp14="http://schemas.microsoft.com/office/word/2010/wordprocessingDrawing" xmlns:wp="http://schemas.openxmlformats.org/drawingml/2006/wordprocessingDrawing" xmlns:w10="urn:schemas-microsoft-com:office:word" xmlns:w="http://schemas.openxmlformats.org/wordprocessingml/2006/main" xmlns:w14="http://schemas.microsoft.com/office/word/2010/wordml" xmlns:w15="http://schemas.microsoft.com/office/word/2012/wordml" xmlns:w16cex="http://schemas.microsoft.com/office/word/2018/wordml/cex" xmlns:w16cid="http://schemas.microsoft.com/office/word/2016/wordml/cid" xmlns:w16="http://schemas.microsoft.com/office/word/2018/wordml" xmlns:w16sdtdh="http://schemas.microsoft.com/office/word/2020/wordml/sdtdatahash" xmlns:w16se="http://schemas.microsoft.com/office/word/2015/wordml/symex" xmlns:wpg="http://schemas.microsoft.com/office/word/2010/wordprocessingGroup" xmlns:wpi="http://schemas.microsoft.com/office/word/2010/wordprocessingInk" xmlns:wne="http://schemas.microsoft.com/office/word/2006/wordml" xmlns:wps="http://schemas.microsoft.com/office/word/2010/wordprocessingShape" mc:Ignorable="w14 w15 w16se w16cid w16 w16cex w16sdtdh wp14">
+<w:document xmlns:wpc="http://schemas.microsoft.com/office/word/2010/wordprocessingCanvas" xmlns:cx="http://schemas.microsoft.com/office/drawing/2014/chartex" xmlns:cx1="http://schemas.microsoft.com/office/drawing/2015/9/8/chartex" xmlns:cx2="http://schemas.microsoft.com/office/drawing/2015/10/21/chartex" xmlns:cx3="http://schemas.microsoft.com/office/drawing/2016/5/9/chartex" xmlns:cx4="http://schemas.microsoft.com/office/drawing/2016/5/10/chartex" xmlns:cx5="http://schemas.microsoft.com/office/drawing/2016/5/11/chartex" xmlns:cx6="http://schemas.microsoft.com/office/drawing/2016/5/12/chartex" xmlns:cx7="http://schemas.microsoft.com/office/drawing/2016/5/13/chartex" xmlns:cx8="http://schemas.microsoft.com/office/drawing/2016/5/14/chartex" xmlns:mc="http://schemas.openxmlformats.org/markup-compatibility/2006" xmlns:aink="http://schemas.microsoft.com/office/drawing/2016/ink" xmlns:am3d="http://schemas.microsoft.com/office/drawing/2017/model3d" xmlns:o="urn:schemas-microsoft-com:office:office" xmlns:r="http://schemas.openxmlformats.org/officeDocument/2006/relationships" xmlns:m="http://schemas.openxmlformats.org/officeDocument/2006/math" xmlns:v="urn:schemas-microsoft-com:vml" xmlns:wp14="http://schemas.microsoft.com/office/word/2010/wordprocessingDrawing" xmlns:wp="http://schemas.openxmlformats.org/drawingml/2006/wordprocessingDrawing" xmlns:w10="urn:schemas-microsoft-com:office:word" xmlns:w="http://schemas.openxmlformats.org/wordprocessingml/2006/main" xmlns:w14="http://schemas.microsoft.com/office/word/2010/wordml" xmlns:w15="http://schemas.microsoft.com/office/word/2012/wordml" xmlns:w16cex="http://schemas.microsoft.com/office/word/2018/wordml/cex" xmlns:w16cid="http://schemas.microsoft.com/office/word/2016/wordml/cid" xmlns:w16="http://schemas.microsoft.com/office/word/2018/wordml" xmlns:w16sdtdh="http://schemas.microsoft.com/office/word/2020/wordml/sdtdatahash" xmlns:w16se="http://schemas.microsoft.com/office/word/2015/wordml/symex" xmlns:wpg="http://schemas.microsoft.com/office/word/2010/wordprocessingGroup" xmlns:wpi="http://schemas.microsoft.com/office/word/2010/wordprocessingInk" xmlns:wne="http://schemas.microsoft.com/office/word/2006/wordml" xmlns:wps="http://schemas.microsoft.com/office/word/2010/wordprocessingShape" mc:Ignorable="w14 w15 w16se w16cid w16 w16cex w16sdtdh wp14">
   <w:body>
     <w:p>
       <w:pPr>
@@ -1785,10 +1785,10 @@
           <w:szCs w:val="28"/>
         </w:rPr>
         <w:drawing>
-          <wp:inline distT="0" distB="0" distL="0" distR="0" wp14:anchorId="4CA60413" wp14:editId="223E68AD">
-            <wp:extent cx="5940425" cy="1247140"/>
-            <wp:effectExtent l="0" t="0" r="3175" b="0"/>
-            <wp:docPr id="14" name="Рисунок 14"/>
+          <wp:inline distT="0" distB="0" distL="0" distR="0" wp14:anchorId="356ECC2C" wp14:editId="680908B8">
+            <wp:extent cx="5940425" cy="1596390"/>
+            <wp:effectExtent l="0" t="0" r="3175" b="3810"/>
+            <wp:docPr id="2" name="Рисунок 2"/>
             <wp:cNvGraphicFramePr>
               <a:graphicFrameLocks xmlns:a="http://schemas.openxmlformats.org/drawingml/2006/main" noChangeAspect="1"/>
             </wp:cNvGraphicFramePr>
@@ -1796,36 +1796,23 @@
               <a:graphicData uri="http://schemas.openxmlformats.org/drawingml/2006/picture">
                 <pic:pic xmlns:pic="http://schemas.openxmlformats.org/drawingml/2006/picture">
                   <pic:nvPicPr>
-                    <pic:cNvPr id="0" name="Рисунок 1"/>
-                    <pic:cNvPicPr>
-                      <a:picLocks noChangeAspect="1" noChangeArrowheads="1"/>
-                    </pic:cNvPicPr>
+                    <pic:cNvPr id="1" name=""/>
+                    <pic:cNvPicPr/>
                   </pic:nvPicPr>
                   <pic:blipFill>
-                    <a:blip r:embed="rId9">
-                      <a:extLst>
-                        <a:ext uri="{28A0092B-C50C-407E-A947-70E740481C1C}">
-                          <a14:useLocalDpi xmlns:a14="http://schemas.microsoft.com/office/drawing/2010/main" val="0"/>
-                        </a:ext>
-                      </a:extLst>
-                    </a:blip>
-                    <a:srcRect/>
+                    <a:blip r:embed="rId9"/>
                     <a:stretch>
                       <a:fillRect/>
                     </a:stretch>
                   </pic:blipFill>
-                  <pic:spPr bwMode="auto">
+                  <pic:spPr>
                     <a:xfrm>
                       <a:off x="0" y="0"/>
-                      <a:ext cx="5940425" cy="1247140"/>
+                      <a:ext cx="5940425" cy="1596390"/>
                     </a:xfrm>
                     <a:prstGeom prst="rect">
                       <a:avLst/>
                     </a:prstGeom>
-                    <a:noFill/>
-                    <a:ln>
-                      <a:noFill/>
-                    </a:ln>
                   </pic:spPr>
                 </pic:pic>
               </a:graphicData>
@@ -1874,10 +1861,10 @@
           <w:szCs w:val="28"/>
         </w:rPr>
         <w:drawing>
-          <wp:inline distT="0" distB="0" distL="0" distR="0" wp14:anchorId="17F720AD" wp14:editId="790A1F72">
-            <wp:extent cx="5940425" cy="1841500"/>
-            <wp:effectExtent l="0" t="0" r="3175" b="6350"/>
-            <wp:docPr id="13" name="Рисунок 13"/>
+          <wp:inline distT="0" distB="0" distL="0" distR="0" wp14:anchorId="2993A8D3" wp14:editId="3E34BFD5">
+            <wp:extent cx="5940425" cy="2028825"/>
+            <wp:effectExtent l="0" t="0" r="3175" b="9525"/>
+            <wp:docPr id="3" name="Рисунок 3"/>
             <wp:cNvGraphicFramePr>
               <a:graphicFrameLocks xmlns:a="http://schemas.openxmlformats.org/drawingml/2006/main" noChangeAspect="1"/>
             </wp:cNvGraphicFramePr>
@@ -1885,36 +1872,23 @@
               <a:graphicData uri="http://schemas.openxmlformats.org/drawingml/2006/picture">
                 <pic:pic xmlns:pic="http://schemas.openxmlformats.org/drawingml/2006/picture">
                   <pic:nvPicPr>
-                    <pic:cNvPr id="0" name="Рисунок 2"/>
-                    <pic:cNvPicPr>
-                      <a:picLocks noChangeAspect="1" noChangeArrowheads="1"/>
-                    </pic:cNvPicPr>
+                    <pic:cNvPr id="1" name=""/>
+                    <pic:cNvPicPr/>
                   </pic:nvPicPr>
                   <pic:blipFill>
-                    <a:blip r:embed="rId10">
-                      <a:extLst>
-                        <a:ext uri="{28A0092B-C50C-407E-A947-70E740481C1C}">
-                          <a14:useLocalDpi xmlns:a14="http://schemas.microsoft.com/office/drawing/2010/main" val="0"/>
-                        </a:ext>
-                      </a:extLst>
-                    </a:blip>
-                    <a:srcRect/>
+                    <a:blip r:embed="rId10"/>
                     <a:stretch>
                       <a:fillRect/>
                     </a:stretch>
                   </pic:blipFill>
-                  <pic:spPr bwMode="auto">
+                  <pic:spPr>
                     <a:xfrm>
                       <a:off x="0" y="0"/>
-                      <a:ext cx="5940425" cy="1841500"/>
+                      <a:ext cx="5940425" cy="2028825"/>
                     </a:xfrm>
                     <a:prstGeom prst="rect">
                       <a:avLst/>
                     </a:prstGeom>
-                    <a:noFill/>
-                    <a:ln>
-                      <a:noFill/>
-                    </a:ln>
                   </pic:spPr>
                 </pic:pic>
               </a:graphicData>
@@ -1964,10 +1938,10 @@
         </w:rPr>
         <w:lastRenderedPageBreak/>
         <w:drawing>
-          <wp:inline distT="0" distB="0" distL="0" distR="0" wp14:anchorId="7EAD432B" wp14:editId="0C86F6D1">
-            <wp:extent cx="5940425" cy="906780"/>
-            <wp:effectExtent l="0" t="0" r="3175" b="7620"/>
-            <wp:docPr id="12" name="Рисунок 12"/>
+          <wp:inline distT="0" distB="0" distL="0" distR="0" wp14:anchorId="0EE14C48" wp14:editId="53BCB6AB">
+            <wp:extent cx="5940425" cy="1044575"/>
+            <wp:effectExtent l="0" t="0" r="3175" b="3175"/>
+            <wp:docPr id="4" name="Рисунок 4"/>
             <wp:cNvGraphicFramePr>
               <a:graphicFrameLocks xmlns:a="http://schemas.openxmlformats.org/drawingml/2006/main" noChangeAspect="1"/>
             </wp:cNvGraphicFramePr>
@@ -1975,36 +1949,23 @@
               <a:graphicData uri="http://schemas.openxmlformats.org/drawingml/2006/picture">
                 <pic:pic xmlns:pic="http://schemas.openxmlformats.org/drawingml/2006/picture">
                   <pic:nvPicPr>
-                    <pic:cNvPr id="0" name="Рисунок 3"/>
-                    <pic:cNvPicPr>
-                      <a:picLocks noChangeAspect="1" noChangeArrowheads="1"/>
-                    </pic:cNvPicPr>
+                    <pic:cNvPr id="1" name=""/>
+                    <pic:cNvPicPr/>
                   </pic:nvPicPr>
                   <pic:blipFill>
-                    <a:blip r:embed="rId11">
-                      <a:extLst>
-                        <a:ext uri="{28A0092B-C50C-407E-A947-70E740481C1C}">
-                          <a14:useLocalDpi xmlns:a14="http://schemas.microsoft.com/office/drawing/2010/main" val="0"/>
-                        </a:ext>
-                      </a:extLst>
-                    </a:blip>
-                    <a:srcRect/>
+                    <a:blip r:embed="rId11"/>
                     <a:stretch>
                       <a:fillRect/>
                     </a:stretch>
                   </pic:blipFill>
-                  <pic:spPr bwMode="auto">
+                  <pic:spPr>
                     <a:xfrm>
                       <a:off x="0" y="0"/>
-                      <a:ext cx="5940425" cy="906780"/>
+                      <a:ext cx="5940425" cy="1044575"/>
                     </a:xfrm>
                     <a:prstGeom prst="rect">
                       <a:avLst/>
                     </a:prstGeom>
-                    <a:noFill/>
-                    <a:ln>
-                      <a:noFill/>
-                    </a:ln>
                   </pic:spPr>
                 </pic:pic>
               </a:graphicData>
@@ -2053,10 +2014,10 @@
           <w:szCs w:val="28"/>
         </w:rPr>
         <w:drawing>
-          <wp:inline distT="0" distB="0" distL="0" distR="0" wp14:anchorId="57F6BCE9" wp14:editId="2668B8B6">
-            <wp:extent cx="5940425" cy="694055"/>
+          <wp:inline distT="0" distB="0" distL="0" distR="0" wp14:anchorId="0E9FA65D" wp14:editId="2A91477F">
+            <wp:extent cx="5940425" cy="1146810"/>
             <wp:effectExtent l="0" t="0" r="3175" b="0"/>
-            <wp:docPr id="10" name="Рисунок 10"/>
+            <wp:docPr id="5" name="Рисунок 5"/>
             <wp:cNvGraphicFramePr>
               <a:graphicFrameLocks xmlns:a="http://schemas.openxmlformats.org/drawingml/2006/main" noChangeAspect="1"/>
             </wp:cNvGraphicFramePr>
@@ -2064,36 +2025,23 @@
               <a:graphicData uri="http://schemas.openxmlformats.org/drawingml/2006/picture">
                 <pic:pic xmlns:pic="http://schemas.openxmlformats.org/drawingml/2006/picture">
                   <pic:nvPicPr>
-                    <pic:cNvPr id="0" name="Рисунок 6"/>
-                    <pic:cNvPicPr>
-                      <a:picLocks noChangeAspect="1" noChangeArrowheads="1"/>
-                    </pic:cNvPicPr>
+                    <pic:cNvPr id="1" name=""/>
+                    <pic:cNvPicPr/>
                   </pic:nvPicPr>
                   <pic:blipFill>
-                    <a:blip r:embed="rId12">
-                      <a:extLst>
-                        <a:ext uri="{28A0092B-C50C-407E-A947-70E740481C1C}">
-                          <a14:useLocalDpi xmlns:a14="http://schemas.microsoft.com/office/drawing/2010/main" val="0"/>
-                        </a:ext>
-                      </a:extLst>
-                    </a:blip>
-                    <a:srcRect/>
+                    <a:blip r:embed="rId12"/>
                     <a:stretch>
                       <a:fillRect/>
                     </a:stretch>
                   </pic:blipFill>
-                  <pic:spPr bwMode="auto">
+                  <pic:spPr>
                     <a:xfrm>
                       <a:off x="0" y="0"/>
-                      <a:ext cx="5940425" cy="694055"/>
+                      <a:ext cx="5940425" cy="1146810"/>
                     </a:xfrm>
                     <a:prstGeom prst="rect">
                       <a:avLst/>
                     </a:prstGeom>
-                    <a:noFill/>
-                    <a:ln>
-                      <a:noFill/>
-                    </a:ln>
                   </pic:spPr>
                 </pic:pic>
               </a:graphicData>
@@ -2154,7 +2102,7 @@
 </file>
 
 <file path=word/endnotes.xml><?xml version="1.0" encoding="utf-8"?>
-<w:endnotes xmlns:wpc="http://schemas.microsoft.com/office/word/2010/wordprocessingCanvas" xmlns:cx="http://schemas.microsoft.com/office/drawing/2014/chartex" xmlns:cx1="http://schemas.microsoft.com/office/drawing/2015/9/8/chartex" xmlns:cx2="http://schemas.microsoft.com/office/drawing/2015/10/21/chartex" xmlns:cx3="http://schemas.microsoft.com/office/drawing/2016/5/9/chartex" xmlns:cx4="http://schemas.microsoft.com/office/drawing/2016/5/10/chartex" xmlns:cx5="http://schemas.microsoft.com/office/drawing/2016/5/11/chartex" xmlns:cx6="http://schemas.microsoft.com/office/drawing/2016/5/12/chartex" xmlns:cx7="http://schemas.microsoft.com/office/drawing/2016/5/13/chartex" xmlns:cx8="http://schemas.microsoft.com/office/drawing/2016/5/14/chartex" xmlns:mc="http://schemas.openxmlformats.org/markup-compatibility/2006" xmlns:aink="http://schemas.microsoft.com/office/drawing/2016/ink" xmlns:am3d="http://schemas.microsoft.com/office/drawing/2017/model3d" xmlns:o="urn:schemas-microsoft-com:office:office" xmlns:oel="http://schemas.microsoft.com/office/2019/extlst" xmlns:r="http://schemas.openxmlformats.org/officeDocument/2006/relationships" xmlns:m="http://schemas.openxmlformats.org/officeDocument/2006/math" xmlns:v="urn:schemas-microsoft-com:vml" xmlns:wp14="http://schemas.microsoft.com/office/word/2010/wordprocessingDrawing" xmlns:wp="http://schemas.openxmlformats.org/drawingml/2006/wordprocessingDrawing" xmlns:w10="urn:schemas-microsoft-com:office:word" xmlns:w="http://schemas.openxmlformats.org/wordprocessingml/2006/main" xmlns:w14="http://schemas.microsoft.com/office/word/2010/wordml" xmlns:w15="http://schemas.microsoft.com/office/word/2012/wordml" xmlns:w16cex="http://schemas.microsoft.com/office/word/2018/wordml/cex" xmlns:w16cid="http://schemas.microsoft.com/office/word/2016/wordml/cid" xmlns:w16="http://schemas.microsoft.com/office/word/2018/wordml" xmlns:w16sdtdh="http://schemas.microsoft.com/office/word/2020/wordml/sdtdatahash" xmlns:w16se="http://schemas.microsoft.com/office/word/2015/wordml/symex" xmlns:wpg="http://schemas.microsoft.com/office/word/2010/wordprocessingGroup" xmlns:wpi="http://schemas.microsoft.com/office/word/2010/wordprocessingInk" xmlns:wne="http://schemas.microsoft.com/office/word/2006/wordml" xmlns:wps="http://schemas.microsoft.com/office/word/2010/wordprocessingShape" mc:Ignorable="w14 w15 w16se w16cid w16 w16cex w16sdtdh wp14">
+<w:endnotes xmlns:wpc="http://schemas.microsoft.com/office/word/2010/wordprocessingCanvas" xmlns:cx="http://schemas.microsoft.com/office/drawing/2014/chartex" xmlns:cx1="http://schemas.microsoft.com/office/drawing/2015/9/8/chartex" xmlns:cx2="http://schemas.microsoft.com/office/drawing/2015/10/21/chartex" xmlns:cx3="http://schemas.microsoft.com/office/drawing/2016/5/9/chartex" xmlns:cx4="http://schemas.microsoft.com/office/drawing/2016/5/10/chartex" xmlns:cx5="http://schemas.microsoft.com/office/drawing/2016/5/11/chartex" xmlns:cx6="http://schemas.microsoft.com/office/drawing/2016/5/12/chartex" xmlns:cx7="http://schemas.microsoft.com/office/drawing/2016/5/13/chartex" xmlns:cx8="http://schemas.microsoft.com/office/drawing/2016/5/14/chartex" xmlns:mc="http://schemas.openxmlformats.org/markup-compatibility/2006" xmlns:aink="http://schemas.microsoft.com/office/drawing/2016/ink" xmlns:am3d="http://schemas.microsoft.com/office/drawing/2017/model3d" xmlns:o="urn:schemas-microsoft-com:office:office" xmlns:r="http://schemas.openxmlformats.org/officeDocument/2006/relationships" xmlns:m="http://schemas.openxmlformats.org/officeDocument/2006/math" xmlns:v="urn:schemas-microsoft-com:vml" xmlns:wp14="http://schemas.microsoft.com/office/word/2010/wordprocessingDrawing" xmlns:wp="http://schemas.openxmlformats.org/drawingml/2006/wordprocessingDrawing" xmlns:w10="urn:schemas-microsoft-com:office:word" xmlns:w="http://schemas.openxmlformats.org/wordprocessingml/2006/main" xmlns:w14="http://schemas.microsoft.com/office/word/2010/wordml" xmlns:w15="http://schemas.microsoft.com/office/word/2012/wordml" xmlns:w16cex="http://schemas.microsoft.com/office/word/2018/wordml/cex" xmlns:w16cid="http://schemas.microsoft.com/office/word/2016/wordml/cid" xmlns:w16="http://schemas.microsoft.com/office/word/2018/wordml" xmlns:w16sdtdh="http://schemas.microsoft.com/office/word/2020/wordml/sdtdatahash" xmlns:w16se="http://schemas.microsoft.com/office/word/2015/wordml/symex" xmlns:wpg="http://schemas.microsoft.com/office/word/2010/wordprocessingGroup" xmlns:wpi="http://schemas.microsoft.com/office/word/2010/wordprocessingInk" xmlns:wne="http://schemas.microsoft.com/office/word/2006/wordml" xmlns:wps="http://schemas.microsoft.com/office/word/2010/wordprocessingShape" mc:Ignorable="w14 w15 w16se w16cid w16 w16cex w16sdtdh wp14">
   <w:endnote w:type="separator" w:id="-1">
     <w:p>
       <w:r>
@@ -2173,7 +2121,7 @@
 </file>
 
 <file path=word/footer1.xml><?xml version="1.0" encoding="utf-8"?>
-<w:ftr xmlns:wpc="http://schemas.microsoft.com/office/word/2010/wordprocessingCanvas" xmlns:cx="http://schemas.microsoft.com/office/drawing/2014/chartex" xmlns:cx1="http://schemas.microsoft.com/office/drawing/2015/9/8/chartex" xmlns:cx2="http://schemas.microsoft.com/office/drawing/2015/10/21/chartex" xmlns:cx3="http://schemas.microsoft.com/office/drawing/2016/5/9/chartex" xmlns:cx4="http://schemas.microsoft.com/office/drawing/2016/5/10/chartex" xmlns:cx5="http://schemas.microsoft.com/office/drawing/2016/5/11/chartex" xmlns:cx6="http://schemas.microsoft.com/office/drawing/2016/5/12/chartex" xmlns:cx7="http://schemas.microsoft.com/office/drawing/2016/5/13/chartex" xmlns:cx8="http://schemas.microsoft.com/office/drawing/2016/5/14/chartex" xmlns:mc="http://schemas.openxmlformats.org/markup-compatibility/2006" xmlns:aink="http://schemas.microsoft.com/office/drawing/2016/ink" xmlns:am3d="http://schemas.microsoft.com/office/drawing/2017/model3d" xmlns:o="urn:schemas-microsoft-com:office:office" xmlns:oel="http://schemas.microsoft.com/office/2019/extlst" xmlns:r="http://schemas.openxmlformats.org/officeDocument/2006/relationships" xmlns:m="http://schemas.openxmlformats.org/officeDocument/2006/math" xmlns:v="urn:schemas-microsoft-com:vml" xmlns:wp14="http://schemas.microsoft.com/office/word/2010/wordprocessingDrawing" xmlns:wp="http://schemas.openxmlformats.org/drawingml/2006/wordprocessingDrawing" xmlns:w10="urn:schemas-microsoft-com:office:word" xmlns:w="http://schemas.openxmlformats.org/wordprocessingml/2006/main" xmlns:w14="http://schemas.microsoft.com/office/word/2010/wordml" xmlns:w15="http://schemas.microsoft.com/office/word/2012/wordml" xmlns:w16cex="http://schemas.microsoft.com/office/word/2018/wordml/cex" xmlns:w16cid="http://schemas.microsoft.com/office/word/2016/wordml/cid" xmlns:w16="http://schemas.microsoft.com/office/word/2018/wordml" xmlns:w16sdtdh="http://schemas.microsoft.com/office/word/2020/wordml/sdtdatahash" xmlns:w16se="http://schemas.microsoft.com/office/word/2015/wordml/symex" xmlns:wpg="http://schemas.microsoft.com/office/word/2010/wordprocessingGroup" xmlns:wpi="http://schemas.microsoft.com/office/word/2010/wordprocessingInk" xmlns:wne="http://schemas.microsoft.com/office/word/2006/wordml" xmlns:wps="http://schemas.microsoft.com/office/word/2010/wordprocessingShape" mc:Ignorable="w14 w15 w16se w16cid w16 w16cex w16sdtdh wp14">
+<w:ftr xmlns:wpc="http://schemas.microsoft.com/office/word/2010/wordprocessingCanvas" xmlns:cx="http://schemas.microsoft.com/office/drawing/2014/chartex" xmlns:cx1="http://schemas.microsoft.com/office/drawing/2015/9/8/chartex" xmlns:cx2="http://schemas.microsoft.com/office/drawing/2015/10/21/chartex" xmlns:cx3="http://schemas.microsoft.com/office/drawing/2016/5/9/chartex" xmlns:cx4="http://schemas.microsoft.com/office/drawing/2016/5/10/chartex" xmlns:cx5="http://schemas.microsoft.com/office/drawing/2016/5/11/chartex" xmlns:cx6="http://schemas.microsoft.com/office/drawing/2016/5/12/chartex" xmlns:cx7="http://schemas.microsoft.com/office/drawing/2016/5/13/chartex" xmlns:cx8="http://schemas.microsoft.com/office/drawing/2016/5/14/chartex" xmlns:mc="http://schemas.openxmlformats.org/markup-compatibility/2006" xmlns:aink="http://schemas.microsoft.com/office/drawing/2016/ink" xmlns:am3d="http://schemas.microsoft.com/office/drawing/2017/model3d" xmlns:o="urn:schemas-microsoft-com:office:office" xmlns:r="http://schemas.openxmlformats.org/officeDocument/2006/relationships" xmlns:m="http://schemas.openxmlformats.org/officeDocument/2006/math" xmlns:v="urn:schemas-microsoft-com:vml" xmlns:wp14="http://schemas.microsoft.com/office/word/2010/wordprocessingDrawing" xmlns:wp="http://schemas.openxmlformats.org/drawingml/2006/wordprocessingDrawing" xmlns:w10="urn:schemas-microsoft-com:office:word" xmlns:w="http://schemas.openxmlformats.org/wordprocessingml/2006/main" xmlns:w14="http://schemas.microsoft.com/office/word/2010/wordml" xmlns:w15="http://schemas.microsoft.com/office/word/2012/wordml" xmlns:w16cex="http://schemas.microsoft.com/office/word/2018/wordml/cex" xmlns:w16cid="http://schemas.microsoft.com/office/word/2016/wordml/cid" xmlns:w16="http://schemas.microsoft.com/office/word/2018/wordml" xmlns:w16sdtdh="http://schemas.microsoft.com/office/word/2020/wordml/sdtdatahash" xmlns:w16se="http://schemas.microsoft.com/office/word/2015/wordml/symex" xmlns:wpg="http://schemas.microsoft.com/office/word/2010/wordprocessingGroup" xmlns:wpi="http://schemas.microsoft.com/office/word/2010/wordprocessingInk" xmlns:wne="http://schemas.microsoft.com/office/word/2006/wordml" xmlns:wps="http://schemas.microsoft.com/office/word/2010/wordprocessingShape" mc:Ignorable="w14 w15 w16se w16cid w16 w16cex w16sdtdh wp14">
   <w:p>
     <w:pPr>
       <w:pStyle w:val="a3"/>
@@ -2276,7 +2224,7 @@
               <v:stroke joinstyle="miter"/>
               <v:path gradientshapeok="t" o:connecttype="rect"/>
             </v:shapetype>
-            <v:shape id="Textbox 1" o:spid="_x0000_s1026" type="#_x0000_t202" style="position:absolute;margin-left:310.55pt;margin-top:793.75pt;width:18.05pt;height:13.05pt;z-index:-251657216;visibility:visible;mso-wrap-style:square;mso-wrap-distance-left:0;mso-wrap-distance-top:0;mso-wrap-distance-right:0;mso-wrap-distance-bottom:0;mso-position-horizontal:absolute;mso-position-horizontal-relative:page;mso-position-vertical:absolute;mso-position-vertical-relative:page;v-text-anchor:top" o:gfxdata="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" filled="f" stroked="f">
+            <v:shape id="Textbox 1" o:spid="_x0000_s1026" type="#_x0000_t202" style="position:absolute;margin-left:310.55pt;margin-top:793.75pt;width:18.05pt;height:13.05pt;z-index:-251657216;visibility:visible;mso-wrap-style:square;mso-wrap-distance-left:0;mso-wrap-distance-top:0;mso-wrap-distance-right:0;mso-wrap-distance-bottom:0;mso-position-horizontal:absolute;mso-position-horizontal-relative:page;mso-position-vertical:absolute;mso-position-vertical-relative:page;v-text-anchor:top" o:gfxdata="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" filled="f" stroked="f">
               <v:textbox inset="0,0,0,0">
                 <w:txbxContent>
                   <w:p>
@@ -2336,7 +2284,7 @@
 </file>
 
 <file path=word/footer2.xml><?xml version="1.0" encoding="utf-8"?>
-<w:ftr xmlns:wpc="http://schemas.microsoft.com/office/word/2010/wordprocessingCanvas" xmlns:cx="http://schemas.microsoft.com/office/drawing/2014/chartex" xmlns:cx1="http://schemas.microsoft.com/office/drawing/2015/9/8/chartex" xmlns:cx2="http://schemas.microsoft.com/office/drawing/2015/10/21/chartex" xmlns:cx3="http://schemas.microsoft.com/office/drawing/2016/5/9/chartex" xmlns:cx4="http://schemas.microsoft.com/office/drawing/2016/5/10/chartex" xmlns:cx5="http://schemas.microsoft.com/office/drawing/2016/5/11/chartex" xmlns:cx6="http://schemas.microsoft.com/office/drawing/2016/5/12/chartex" xmlns:cx7="http://schemas.microsoft.com/office/drawing/2016/5/13/chartex" xmlns:cx8="http://schemas.microsoft.com/office/drawing/2016/5/14/chartex" xmlns:mc="http://schemas.openxmlformats.org/markup-compatibility/2006" xmlns:aink="http://schemas.microsoft.com/office/drawing/2016/ink" xmlns:am3d="http://schemas.microsoft.com/office/drawing/2017/model3d" xmlns:o="urn:schemas-microsoft-com:office:office" xmlns:oel="http://schemas.microsoft.com/office/2019/extlst" xmlns:r="http://schemas.openxmlformats.org/officeDocument/2006/relationships" xmlns:m="http://schemas.openxmlformats.org/officeDocument/2006/math" xmlns:v="urn:schemas-microsoft-com:vml" xmlns:wp14="http://schemas.microsoft.com/office/word/2010/wordprocessingDrawing" xmlns:wp="http://schemas.openxmlformats.org/drawingml/2006/wordprocessingDrawing" xmlns:w10="urn:schemas-microsoft-com:office:word" xmlns:w="http://schemas.openxmlformats.org/wordprocessingml/2006/main" xmlns:w14="http://schemas.microsoft.com/office/word/2010/wordml" xmlns:w15="http://schemas.microsoft.com/office/word/2012/wordml" xmlns:w16cex="http://schemas.microsoft.com/office/word/2018/wordml/cex" xmlns:w16cid="http://schemas.microsoft.com/office/word/2016/wordml/cid" xmlns:w16="http://schemas.microsoft.com/office/word/2018/wordml" xmlns:w16sdtdh="http://schemas.microsoft.com/office/word/2020/wordml/sdtdatahash" xmlns:w16se="http://schemas.microsoft.com/office/word/2015/wordml/symex" xmlns:wpg="http://schemas.microsoft.com/office/word/2010/wordprocessingGroup" xmlns:wpi="http://schemas.microsoft.com/office/word/2010/wordprocessingInk" xmlns:wne="http://schemas.microsoft.com/office/word/2006/wordml" xmlns:wps="http://schemas.microsoft.com/office/word/2010/wordprocessingShape" mc:Ignorable="w14 w15 w16se w16cid w16 w16cex w16sdtdh wp14">
+<w:ftr xmlns:wpc="http://schemas.microsoft.com/office/word/2010/wordprocessingCanvas" xmlns:cx="http://schemas.microsoft.com/office/drawing/2014/chartex" xmlns:cx1="http://schemas.microsoft.com/office/drawing/2015/9/8/chartex" xmlns:cx2="http://schemas.microsoft.com/office/drawing/2015/10/21/chartex" xmlns:cx3="http://schemas.microsoft.com/office/drawing/2016/5/9/chartex" xmlns:cx4="http://schemas.microsoft.com/office/drawing/2016/5/10/chartex" xmlns:cx5="http://schemas.microsoft.com/office/drawing/2016/5/11/chartex" xmlns:cx6="http://schemas.microsoft.com/office/drawing/2016/5/12/chartex" xmlns:cx7="http://schemas.microsoft.com/office/drawing/2016/5/13/chartex" xmlns:cx8="http://schemas.microsoft.com/office/drawing/2016/5/14/chartex" xmlns:mc="http://schemas.openxmlformats.org/markup-compatibility/2006" xmlns:aink="http://schemas.microsoft.com/office/drawing/2016/ink" xmlns:am3d="http://schemas.microsoft.com/office/drawing/2017/model3d" xmlns:o="urn:schemas-microsoft-com:office:office" xmlns:r="http://schemas.openxmlformats.org/officeDocument/2006/relationships" xmlns:m="http://schemas.openxmlformats.org/officeDocument/2006/math" xmlns:v="urn:schemas-microsoft-com:vml" xmlns:wp14="http://schemas.microsoft.com/office/word/2010/wordprocessingDrawing" xmlns:wp="http://schemas.openxmlformats.org/drawingml/2006/wordprocessingDrawing" xmlns:w10="urn:schemas-microsoft-com:office:word" xmlns:w="http://schemas.openxmlformats.org/wordprocessingml/2006/main" xmlns:w14="http://schemas.microsoft.com/office/word/2010/wordml" xmlns:w15="http://schemas.microsoft.com/office/word/2012/wordml" xmlns:w16cex="http://schemas.microsoft.com/office/word/2018/wordml/cex" xmlns:w16cid="http://schemas.microsoft.com/office/word/2016/wordml/cid" xmlns:w16="http://schemas.microsoft.com/office/word/2018/wordml" xmlns:w16sdtdh="http://schemas.microsoft.com/office/word/2020/wordml/sdtdatahash" xmlns:w16se="http://schemas.microsoft.com/office/word/2015/wordml/symex" xmlns:wpg="http://schemas.microsoft.com/office/word/2010/wordprocessingGroup" xmlns:wpi="http://schemas.microsoft.com/office/word/2010/wordprocessingInk" xmlns:wne="http://schemas.microsoft.com/office/word/2006/wordml" xmlns:wps="http://schemas.microsoft.com/office/word/2010/wordprocessingShape" mc:Ignorable="w14 w15 w16se w16cid w16 w16cex w16sdtdh wp14">
   <w:sdt>
     <w:sdtPr>
       <w:rPr>
@@ -2348,6 +2296,11 @@
         <w:docPartUnique/>
       </w:docPartObj>
     </w:sdtPr>
+    <w:sdtEndPr>
+      <w:rPr>
+        <w:rStyle w:val="a4"/>
+      </w:rPr>
+    </w:sdtEndPr>
     <w:sdtContent>
       <w:p>
         <w:pPr>
@@ -2388,7 +2341,7 @@
 </file>
 
 <file path=word/footer3.xml><?xml version="1.0" encoding="utf-8"?>
-<w:ftr xmlns:wpc="http://schemas.microsoft.com/office/word/2010/wordprocessingCanvas" xmlns:cx="http://schemas.microsoft.com/office/drawing/2014/chartex" xmlns:cx1="http://schemas.microsoft.com/office/drawing/2015/9/8/chartex" xmlns:cx2="http://schemas.microsoft.com/office/drawing/2015/10/21/chartex" xmlns:cx3="http://schemas.microsoft.com/office/drawing/2016/5/9/chartex" xmlns:cx4="http://schemas.microsoft.com/office/drawing/2016/5/10/chartex" xmlns:cx5="http://schemas.microsoft.com/office/drawing/2016/5/11/chartex" xmlns:cx6="http://schemas.microsoft.com/office/drawing/2016/5/12/chartex" xmlns:cx7="http://schemas.microsoft.com/office/drawing/2016/5/13/chartex" xmlns:cx8="http://schemas.microsoft.com/office/drawing/2016/5/14/chartex" xmlns:mc="http://schemas.openxmlformats.org/markup-compatibility/2006" xmlns:aink="http://schemas.microsoft.com/office/drawing/2016/ink" xmlns:am3d="http://schemas.microsoft.com/office/drawing/2017/model3d" xmlns:o="urn:schemas-microsoft-com:office:office" xmlns:oel="http://schemas.microsoft.com/office/2019/extlst" xmlns:r="http://schemas.openxmlformats.org/officeDocument/2006/relationships" xmlns:m="http://schemas.openxmlformats.org/officeDocument/2006/math" xmlns:v="urn:schemas-microsoft-com:vml" xmlns:wp14="http://schemas.microsoft.com/office/word/2010/wordprocessingDrawing" xmlns:wp="http://schemas.openxmlformats.org/drawingml/2006/wordprocessingDrawing" xmlns:w10="urn:schemas-microsoft-com:office:word" xmlns:w="http://schemas.openxmlformats.org/wordprocessingml/2006/main" xmlns:w14="http://schemas.microsoft.com/office/word/2010/wordml" xmlns:w15="http://schemas.microsoft.com/office/word/2012/wordml" xmlns:w16cex="http://schemas.microsoft.com/office/word/2018/wordml/cex" xmlns:w16cid="http://schemas.microsoft.com/office/word/2016/wordml/cid" xmlns:w16="http://schemas.microsoft.com/office/word/2018/wordml" xmlns:w16sdtdh="http://schemas.microsoft.com/office/word/2020/wordml/sdtdatahash" xmlns:w16se="http://schemas.microsoft.com/office/word/2015/wordml/symex" xmlns:wpg="http://schemas.microsoft.com/office/word/2010/wordprocessingGroup" xmlns:wpi="http://schemas.microsoft.com/office/word/2010/wordprocessingInk" xmlns:wne="http://schemas.microsoft.com/office/word/2006/wordml" xmlns:wps="http://schemas.microsoft.com/office/word/2010/wordprocessingShape" mc:Ignorable="w14 w15 w16se w16cid w16 w16cex w16sdtdh wp14">
+<w:ftr xmlns:wpc="http://schemas.microsoft.com/office/word/2010/wordprocessingCanvas" xmlns:cx="http://schemas.microsoft.com/office/drawing/2014/chartex" xmlns:cx1="http://schemas.microsoft.com/office/drawing/2015/9/8/chartex" xmlns:cx2="http://schemas.microsoft.com/office/drawing/2015/10/21/chartex" xmlns:cx3="http://schemas.microsoft.com/office/drawing/2016/5/9/chartex" xmlns:cx4="http://schemas.microsoft.com/office/drawing/2016/5/10/chartex" xmlns:cx5="http://schemas.microsoft.com/office/drawing/2016/5/11/chartex" xmlns:cx6="http://schemas.microsoft.com/office/drawing/2016/5/12/chartex" xmlns:cx7="http://schemas.microsoft.com/office/drawing/2016/5/13/chartex" xmlns:cx8="http://schemas.microsoft.com/office/drawing/2016/5/14/chartex" xmlns:mc="http://schemas.openxmlformats.org/markup-compatibility/2006" xmlns:aink="http://schemas.microsoft.com/office/drawing/2016/ink" xmlns:am3d="http://schemas.microsoft.com/office/drawing/2017/model3d" xmlns:o="urn:schemas-microsoft-com:office:office" xmlns:r="http://schemas.openxmlformats.org/officeDocument/2006/relationships" xmlns:m="http://schemas.openxmlformats.org/officeDocument/2006/math" xmlns:v="urn:schemas-microsoft-com:vml" xmlns:wp14="http://schemas.microsoft.com/office/word/2010/wordprocessingDrawing" xmlns:wp="http://schemas.openxmlformats.org/drawingml/2006/wordprocessingDrawing" xmlns:w10="urn:schemas-microsoft-com:office:word" xmlns:w="http://schemas.openxmlformats.org/wordprocessingml/2006/main" xmlns:w14="http://schemas.microsoft.com/office/word/2010/wordml" xmlns:w15="http://schemas.microsoft.com/office/word/2012/wordml" xmlns:w16cex="http://schemas.microsoft.com/office/word/2018/wordml/cex" xmlns:w16cid="http://schemas.microsoft.com/office/word/2016/wordml/cid" xmlns:w16="http://schemas.microsoft.com/office/word/2018/wordml" xmlns:w16sdtdh="http://schemas.microsoft.com/office/word/2020/wordml/sdtdatahash" xmlns:w16se="http://schemas.microsoft.com/office/word/2015/wordml/symex" xmlns:wpg="http://schemas.microsoft.com/office/word/2010/wordprocessingGroup" xmlns:wpi="http://schemas.microsoft.com/office/word/2010/wordprocessingInk" xmlns:wne="http://schemas.microsoft.com/office/word/2006/wordml" xmlns:wps="http://schemas.microsoft.com/office/word/2010/wordprocessingShape" mc:Ignorable="w14 w15 w16se w16cid w16 w16cex w16sdtdh wp14">
   <w:sdt>
     <w:sdtPr>
       <w:rPr>
@@ -2400,6 +2353,11 @@
         <w:docPartUnique/>
       </w:docPartObj>
     </w:sdtPr>
+    <w:sdtEndPr>
+      <w:rPr>
+        <w:rStyle w:val="a4"/>
+      </w:rPr>
+    </w:sdtEndPr>
     <w:sdtContent>
       <w:p>
         <w:pPr>
@@ -2453,7 +2411,7 @@
 </file>
 
 <file path=word/footnotes.xml><?xml version="1.0" encoding="utf-8"?>
-<w:footnotes xmlns:wpc="http://schemas.microsoft.com/office/word/2010/wordprocessingCanvas" xmlns:cx="http://schemas.microsoft.com/office/drawing/2014/chartex" xmlns:cx1="http://schemas.microsoft.com/office/drawing/2015/9/8/chartex" xmlns:cx2="http://schemas.microsoft.com/office/drawing/2015/10/21/chartex" xmlns:cx3="http://schemas.microsoft.com/office/drawing/2016/5/9/chartex" xmlns:cx4="http://schemas.microsoft.com/office/drawing/2016/5/10/chartex" xmlns:cx5="http://schemas.microsoft.com/office/drawing/2016/5/11/chartex" xmlns:cx6="http://schemas.microsoft.com/office/drawing/2016/5/12/chartex" xmlns:cx7="http://schemas.microsoft.com/office/drawing/2016/5/13/chartex" xmlns:cx8="http://schemas.microsoft.com/office/drawing/2016/5/14/chartex" xmlns:mc="http://schemas.openxmlformats.org/markup-compatibility/2006" xmlns:aink="http://schemas.microsoft.com/office/drawing/2016/ink" xmlns:am3d="http://schemas.microsoft.com/office/drawing/2017/model3d" xmlns:o="urn:schemas-microsoft-com:office:office" xmlns:oel="http://schemas.microsoft.com/office/2019/extlst" xmlns:r="http://schemas.openxmlformats.org/officeDocument/2006/relationships" xmlns:m="http://schemas.openxmlformats.org/officeDocument/2006/math" xmlns:v="urn:schemas-microsoft-com:vml" xmlns:wp14="http://schemas.microsoft.com/office/word/2010/wordprocessingDrawing" xmlns:wp="http://schemas.openxmlformats.org/drawingml/2006/wordprocessingDrawing" xmlns:w10="urn:schemas-microsoft-com:office:word" xmlns:w="http://schemas.openxmlformats.org/wordprocessingml/2006/main" xmlns:w14="http://schemas.microsoft.com/office/word/2010/wordml" xmlns:w15="http://schemas.microsoft.com/office/word/2012/wordml" xmlns:w16cex="http://schemas.microsoft.com/office/word/2018/wordml/cex" xmlns:w16cid="http://schemas.microsoft.com/office/word/2016/wordml/cid" xmlns:w16="http://schemas.microsoft.com/office/word/2018/wordml" xmlns:w16sdtdh="http://schemas.microsoft.com/office/word/2020/wordml/sdtdatahash" xmlns:w16se="http://schemas.microsoft.com/office/word/2015/wordml/symex" xmlns:wpg="http://schemas.microsoft.com/office/word/2010/wordprocessingGroup" xmlns:wpi="http://schemas.microsoft.com/office/word/2010/wordprocessingInk" xmlns:wne="http://schemas.microsoft.com/office/word/2006/wordml" xmlns:wps="http://schemas.microsoft.com/office/word/2010/wordprocessingShape" mc:Ignorable="w14 w15 w16se w16cid w16 w16cex w16sdtdh wp14">
+<w:footnotes xmlns:wpc="http://schemas.microsoft.com/office/word/2010/wordprocessingCanvas" xmlns:cx="http://schemas.microsoft.com/office/drawing/2014/chartex" xmlns:cx1="http://schemas.microsoft.com/office/drawing/2015/9/8/chartex" xmlns:cx2="http://schemas.microsoft.com/office/drawing/2015/10/21/chartex" xmlns:cx3="http://schemas.microsoft.com/office/drawing/2016/5/9/chartex" xmlns:cx4="http://schemas.microsoft.com/office/drawing/2016/5/10/chartex" xmlns:cx5="http://schemas.microsoft.com/office/drawing/2016/5/11/chartex" xmlns:cx6="http://schemas.microsoft.com/office/drawing/2016/5/12/chartex" xmlns:cx7="http://schemas.microsoft.com/office/drawing/2016/5/13/chartex" xmlns:cx8="http://schemas.microsoft.com/office/drawing/2016/5/14/chartex" xmlns:mc="http://schemas.openxmlformats.org/markup-compatibility/2006" xmlns:aink="http://schemas.microsoft.com/office/drawing/2016/ink" xmlns:am3d="http://schemas.microsoft.com/office/drawing/2017/model3d" xmlns:o="urn:schemas-microsoft-com:office:office" xmlns:r="http://schemas.openxmlformats.org/officeDocument/2006/relationships" xmlns:m="http://schemas.openxmlformats.org/officeDocument/2006/math" xmlns:v="urn:schemas-microsoft-com:vml" xmlns:wp14="http://schemas.microsoft.com/office/word/2010/wordprocessingDrawing" xmlns:wp="http://schemas.openxmlformats.org/drawingml/2006/wordprocessingDrawing" xmlns:w10="urn:schemas-microsoft-com:office:word" xmlns:w="http://schemas.openxmlformats.org/wordprocessingml/2006/main" xmlns:w14="http://schemas.microsoft.com/office/word/2010/wordml" xmlns:w15="http://schemas.microsoft.com/office/word/2012/wordml" xmlns:w16cex="http://schemas.microsoft.com/office/word/2018/wordml/cex" xmlns:w16cid="http://schemas.microsoft.com/office/word/2016/wordml/cid" xmlns:w16="http://schemas.microsoft.com/office/word/2018/wordml" xmlns:w16sdtdh="http://schemas.microsoft.com/office/word/2020/wordml/sdtdatahash" xmlns:w16se="http://schemas.microsoft.com/office/word/2015/wordml/symex" xmlns:wpg="http://schemas.microsoft.com/office/word/2010/wordprocessingGroup" xmlns:wpi="http://schemas.microsoft.com/office/word/2010/wordprocessingInk" xmlns:wne="http://schemas.microsoft.com/office/word/2006/wordml" xmlns:wps="http://schemas.microsoft.com/office/word/2010/wordprocessingShape" mc:Ignorable="w14 w15 w16se w16cid w16 w16cex w16sdtdh wp14">
   <w:footnote w:type="separator" w:id="-1">
     <w:p>
       <w:r>
@@ -2472,7 +2430,7 @@
 </file>
 
 <file path=word/numbering.xml><?xml version="1.0" encoding="utf-8"?>
-<w:numbering xmlns:wpc="http://schemas.microsoft.com/office/word/2010/wordprocessingCanvas" xmlns:cx="http://schemas.microsoft.com/office/drawing/2014/chartex" xmlns:cx1="http://schemas.microsoft.com/office/drawing/2015/9/8/chartex" xmlns:cx2="http://schemas.microsoft.com/office/drawing/2015/10/21/chartex" xmlns:cx3="http://schemas.microsoft.com/office/drawing/2016/5/9/chartex" xmlns:cx4="http://schemas.microsoft.com/office/drawing/2016/5/10/chartex" xmlns:cx5="http://schemas.microsoft.com/office/drawing/2016/5/11/chartex" xmlns:cx6="http://schemas.microsoft.com/office/drawing/2016/5/12/chartex" xmlns:cx7="http://schemas.microsoft.com/office/drawing/2016/5/13/chartex" xmlns:cx8="http://schemas.microsoft.com/office/drawing/2016/5/14/chartex" xmlns:mc="http://schemas.openxmlformats.org/markup-compatibility/2006" xmlns:aink="http://schemas.microsoft.com/office/drawing/2016/ink" xmlns:am3d="http://schemas.microsoft.com/office/drawing/2017/model3d" xmlns:o="urn:schemas-microsoft-com:office:office" xmlns:oel="http://schemas.microsoft.com/office/2019/extlst" xmlns:r="http://schemas.openxmlformats.org/officeDocument/2006/relationships" xmlns:m="http://schemas.openxmlformats.org/officeDocument/2006/math" xmlns:v="urn:schemas-microsoft-com:vml" xmlns:wp14="http://schemas.microsoft.com/office/word/2010/wordprocessingDrawing" xmlns:wp="http://schemas.openxmlformats.org/drawingml/2006/wordprocessingDrawing" xmlns:w10="urn:schemas-microsoft-com:office:word" xmlns:w="http://schemas.openxmlformats.org/wordprocessingml/2006/main" xmlns:w14="http://schemas.microsoft.com/office/word/2010/wordml" xmlns:w15="http://schemas.microsoft.com/office/word/2012/wordml" xmlns:w16cex="http://schemas.microsoft.com/office/word/2018/wordml/cex" xmlns:w16cid="http://schemas.microsoft.com/office/word/2016/wordml/cid" xmlns:w16="http://schemas.microsoft.com/office/word/2018/wordml" xmlns:w16sdtdh="http://schemas.microsoft.com/office/word/2020/wordml/sdtdatahash" xmlns:w16se="http://schemas.microsoft.com/office/word/2015/wordml/symex" xmlns:wpg="http://schemas.microsoft.com/office/word/2010/wordprocessingGroup" xmlns:wpi="http://schemas.microsoft.com/office/word/2010/wordprocessingInk" xmlns:wne="http://schemas.microsoft.com/office/word/2006/wordml" xmlns:wps="http://schemas.microsoft.com/office/word/2010/wordprocessingShape" mc:Ignorable="w14 w15 w16se w16cid w16 w16cex w16sdtdh wp14">
+<w:numbering xmlns:wpc="http://schemas.microsoft.com/office/word/2010/wordprocessingCanvas" xmlns:cx="http://schemas.microsoft.com/office/drawing/2014/chartex" xmlns:cx1="http://schemas.microsoft.com/office/drawing/2015/9/8/chartex" xmlns:cx2="http://schemas.microsoft.com/office/drawing/2015/10/21/chartex" xmlns:cx3="http://schemas.microsoft.com/office/drawing/2016/5/9/chartex" xmlns:cx4="http://schemas.microsoft.com/office/drawing/2016/5/10/chartex" xmlns:cx5="http://schemas.microsoft.com/office/drawing/2016/5/11/chartex" xmlns:cx6="http://schemas.microsoft.com/office/drawing/2016/5/12/chartex" xmlns:cx7="http://schemas.microsoft.com/office/drawing/2016/5/13/chartex" xmlns:cx8="http://schemas.microsoft.com/office/drawing/2016/5/14/chartex" xmlns:mc="http://schemas.openxmlformats.org/markup-compatibility/2006" xmlns:aink="http://schemas.microsoft.com/office/drawing/2016/ink" xmlns:am3d="http://schemas.microsoft.com/office/drawing/2017/model3d" xmlns:o="urn:schemas-microsoft-com:office:office" xmlns:r="http://schemas.openxmlformats.org/officeDocument/2006/relationships" xmlns:m="http://schemas.openxmlformats.org/officeDocument/2006/math" xmlns:v="urn:schemas-microsoft-com:vml" xmlns:wp14="http://schemas.microsoft.com/office/word/2010/wordprocessingDrawing" xmlns:wp="http://schemas.openxmlformats.org/drawingml/2006/wordprocessingDrawing" xmlns:w10="urn:schemas-microsoft-com:office:word" xmlns:w="http://schemas.openxmlformats.org/wordprocessingml/2006/main" xmlns:w14="http://schemas.microsoft.com/office/word/2010/wordml" xmlns:w15="http://schemas.microsoft.com/office/word/2012/wordml" xmlns:w16cex="http://schemas.microsoft.com/office/word/2018/wordml/cex" xmlns:w16cid="http://schemas.microsoft.com/office/word/2016/wordml/cid" xmlns:w16="http://schemas.microsoft.com/office/word/2018/wordml" xmlns:w16sdtdh="http://schemas.microsoft.com/office/word/2020/wordml/sdtdatahash" xmlns:w16se="http://schemas.microsoft.com/office/word/2015/wordml/symex" xmlns:wpg="http://schemas.microsoft.com/office/word/2010/wordprocessingGroup" xmlns:wpi="http://schemas.microsoft.com/office/word/2010/wordprocessingInk" xmlns:wne="http://schemas.microsoft.com/office/word/2006/wordml" xmlns:wps="http://schemas.microsoft.com/office/word/2010/wordprocessingShape" mc:Ignorable="w14 w15 w16se w16cid w16 w16cex w16sdtdh wp14">
   <w:abstractNum w:abstractNumId="0" w15:restartNumberingAfterBreak="0">
     <w:nsid w:val="28A611EB"/>
     <w:multiLevelType w:val="hybridMultilevel"/>
@@ -3275,28 +3233,28 @@
       </w:pPr>
     </w:lvl>
   </w:abstractNum>
-  <w:num w:numId="1" w16cid:durableId="2053532923">
+  <w:num w:numId="1">
     <w:abstractNumId w:val="5"/>
   </w:num>
-  <w:num w:numId="2" w16cid:durableId="843128524">
+  <w:num w:numId="2">
     <w:abstractNumId w:val="1"/>
   </w:num>
-  <w:num w:numId="3" w16cid:durableId="1259555639">
+  <w:num w:numId="3">
     <w:abstractNumId w:val="4"/>
   </w:num>
-  <w:num w:numId="4" w16cid:durableId="366368239">
+  <w:num w:numId="4">
     <w:abstractNumId w:val="2"/>
   </w:num>
-  <w:num w:numId="5" w16cid:durableId="141823122">
+  <w:num w:numId="5">
     <w:abstractNumId w:val="6"/>
   </w:num>
-  <w:num w:numId="6" w16cid:durableId="26103062">
+  <w:num w:numId="6">
     <w:abstractNumId w:val="3"/>
   </w:num>
-  <w:num w:numId="7" w16cid:durableId="541400431">
+  <w:num w:numId="7">
     <w:abstractNumId w:val="7"/>
   </w:num>
-  <w:num w:numId="8" w16cid:durableId="1855849088">
+  <w:num w:numId="8">
     <w:abstractNumId w:val="0"/>
   </w:num>
 </w:numbering>
@@ -3635,6 +3593,7 @@
   <w:style w:type="character" w:default="1" w:styleId="a0">
     <w:name w:val="Default Paragraph Font"/>
     <w:uiPriority w:val="1"/>
+    <w:semiHidden/>
     <w:unhideWhenUsed/>
   </w:style>
   <w:style w:type="table" w:default="1" w:styleId="a1">

--- a/КИСП/ЛР8_ЛаврешинКИСП.docx
+++ b/КИСП/ЛР8_ЛаврешинКИСП.docx
@@ -1,6 +1,6 @@
 
 <file path=word/document.xml><?xml version="1.0" encoding="utf-8"?>
-<w:document xmlns:wpc="http://schemas.microsoft.com/office/word/2010/wordprocessingCanvas" xmlns:cx="http://schemas.microsoft.com/office/drawing/2014/chartex" xmlns:cx1="http://schemas.microsoft.com/office/drawing/2015/9/8/chartex" xmlns:cx2="http://schemas.microsoft.com/office/drawing/2015/10/21/chartex" xmlns:cx3="http://schemas.microsoft.com/office/drawing/2016/5/9/chartex" xmlns:cx4="http://schemas.microsoft.com/office/drawing/2016/5/10/chartex" xmlns:cx5="http://schemas.microsoft.com/office/drawing/2016/5/11/chartex" xmlns:cx6="http://schemas.microsoft.com/office/drawing/2016/5/12/chartex" xmlns:cx7="http://schemas.microsoft.com/office/drawing/2016/5/13/chartex" xmlns:cx8="http://schemas.microsoft.com/office/drawing/2016/5/14/chartex" xmlns:mc="http://schemas.openxmlformats.org/markup-compatibility/2006" xmlns:aink="http://schemas.microsoft.com/office/drawing/2016/ink" xmlns:am3d="http://schemas.microsoft.com/office/drawing/2017/model3d" xmlns:o="urn:schemas-microsoft-com:office:office" xmlns:r="http://schemas.openxmlformats.org/officeDocument/2006/relationships" xmlns:m="http://schemas.openxmlformats.org/officeDocument/2006/math" xmlns:v="urn:schemas-microsoft-com:vml" xmlns:wp14="http://schemas.microsoft.com/office/word/2010/wordprocessingDrawing" xmlns:wp="http://schemas.openxmlformats.org/drawingml/2006/wordprocessingDrawing" xmlns:w10="urn:schemas-microsoft-com:office:word" xmlns:w="http://schemas.openxmlformats.org/wordprocessingml/2006/main" xmlns:w14="http://schemas.microsoft.com/office/word/2010/wordml" xmlns:w15="http://schemas.microsoft.com/office/word/2012/wordml" xmlns:w16cex="http://schemas.microsoft.com/office/word/2018/wordml/cex" xmlns:w16cid="http://schemas.microsoft.com/office/word/2016/wordml/cid" xmlns:w16="http://schemas.microsoft.com/office/word/2018/wordml" xmlns:w16sdtdh="http://schemas.microsoft.com/office/word/2020/wordml/sdtdatahash" xmlns:w16se="http://schemas.microsoft.com/office/word/2015/wordml/symex" xmlns:wpg="http://schemas.microsoft.com/office/word/2010/wordprocessingGroup" xmlns:wpi="http://schemas.microsoft.com/office/word/2010/wordprocessingInk" xmlns:wne="http://schemas.microsoft.com/office/word/2006/wordml" xmlns:wps="http://schemas.microsoft.com/office/word/2010/wordprocessingShape" mc:Ignorable="w14 w15 w16se w16cid w16 w16cex w16sdtdh wp14">
+<w:document xmlns:wpc="http://schemas.microsoft.com/office/word/2010/wordprocessingCanvas" xmlns:cx="http://schemas.microsoft.com/office/drawing/2014/chartex" xmlns:cx1="http://schemas.microsoft.com/office/drawing/2015/9/8/chartex" xmlns:cx2="http://schemas.microsoft.com/office/drawing/2015/10/21/chartex" xmlns:cx3="http://schemas.microsoft.com/office/drawing/2016/5/9/chartex" xmlns:cx4="http://schemas.microsoft.com/office/drawing/2016/5/10/chartex" xmlns:cx5="http://schemas.microsoft.com/office/drawing/2016/5/11/chartex" xmlns:cx6="http://schemas.microsoft.com/office/drawing/2016/5/12/chartex" xmlns:cx7="http://schemas.microsoft.com/office/drawing/2016/5/13/chartex" xmlns:cx8="http://schemas.microsoft.com/office/drawing/2016/5/14/chartex" xmlns:mc="http://schemas.openxmlformats.org/markup-compatibility/2006" xmlns:aink="http://schemas.microsoft.com/office/drawing/2016/ink" xmlns:am3d="http://schemas.microsoft.com/office/drawing/2017/model3d" xmlns:o="urn:schemas-microsoft-com:office:office" xmlns:oel="http://schemas.microsoft.com/office/2019/extlst" xmlns:r="http://schemas.openxmlformats.org/officeDocument/2006/relationships" xmlns:m="http://schemas.openxmlformats.org/officeDocument/2006/math" xmlns:v="urn:schemas-microsoft-com:vml" xmlns:wp14="http://schemas.microsoft.com/office/word/2010/wordprocessingDrawing" xmlns:wp="http://schemas.openxmlformats.org/drawingml/2006/wordprocessingDrawing" xmlns:w10="urn:schemas-microsoft-com:office:word" xmlns:w="http://schemas.openxmlformats.org/wordprocessingml/2006/main" xmlns:w14="http://schemas.microsoft.com/office/word/2010/wordml" xmlns:w15="http://schemas.microsoft.com/office/word/2012/wordml" xmlns:w16cex="http://schemas.microsoft.com/office/word/2018/wordml/cex" xmlns:w16cid="http://schemas.microsoft.com/office/word/2016/wordml/cid" xmlns:w16="http://schemas.microsoft.com/office/word/2018/wordml" xmlns:w16sdtdh="http://schemas.microsoft.com/office/word/2020/wordml/sdtdatahash" xmlns:w16se="http://schemas.microsoft.com/office/word/2015/wordml/symex" xmlns:wpg="http://schemas.microsoft.com/office/word/2010/wordprocessingGroup" xmlns:wpi="http://schemas.microsoft.com/office/word/2010/wordprocessingInk" xmlns:wne="http://schemas.microsoft.com/office/word/2006/wordml" xmlns:wps="http://schemas.microsoft.com/office/word/2010/wordprocessingShape" mc:Ignorable="w14 w15 w16se w16cid w16 w16cex w16sdtdh wp14">
   <w:body>
     <w:p>
       <w:pPr>
@@ -238,8 +238,16 @@
               <w:rPr>
                 <w:rFonts w:ascii="Times New Roman" w:hAnsi="Times New Roman" w:cs="Times New Roman"/>
               </w:rPr>
-              <w:t>доцент, канд</w:t>
-            </w:r>
+              <w:t xml:space="preserve">доцент, </w:t>
+            </w:r>
+            <w:proofErr w:type="spellStart"/>
+            <w:r>
+              <w:rPr>
+                <w:rFonts w:ascii="Times New Roman" w:hAnsi="Times New Roman" w:cs="Times New Roman"/>
+              </w:rPr>
+              <w:t>канд</w:t>
+            </w:r>
+            <w:proofErr w:type="spellEnd"/>
             <w:r>
               <w:rPr>
                 <w:rFonts w:ascii="Times New Roman" w:hAnsi="Times New Roman" w:cs="Times New Roman"/>
@@ -1499,7 +1507,15 @@
       </w:pPr>
       <w:bookmarkStart w:id="6" w:name="_Toc223130712"/>
       <w:r>
-        <w:t>С помощью документа БухгалтерскаяОперация выполните все возможные типы проводок:</w:t>
+        <w:t xml:space="preserve">С помощью документа </w:t>
+      </w:r>
+      <w:proofErr w:type="spellStart"/>
+      <w:r>
+        <w:t>БухгалтерскаяОперация</w:t>
+      </w:r>
+      <w:proofErr w:type="spellEnd"/>
+      <w:r>
+        <w:t xml:space="preserve"> выполните все возможные типы проводок:</w:t>
       </w:r>
     </w:p>
     <w:p>
@@ -1513,8 +1529,21 @@
         <w:ind w:right="164" w:firstLine="0"/>
         <w:jc w:val="both"/>
       </w:pPr>
-      <w:r>
-        <w:t>Дт Активный счет – Кт Активный счет</w:t>
+      <w:proofErr w:type="spellStart"/>
+      <w:r>
+        <w:t>Дт</w:t>
+      </w:r>
+      <w:proofErr w:type="spellEnd"/>
+      <w:r>
+        <w:t xml:space="preserve"> Активный счет – </w:t>
+      </w:r>
+      <w:proofErr w:type="spellStart"/>
+      <w:r>
+        <w:t>Кт</w:t>
+      </w:r>
+      <w:proofErr w:type="spellEnd"/>
+      <w:r>
+        <w:t xml:space="preserve"> Активный счет</w:t>
       </w:r>
     </w:p>
     <w:p>
@@ -1528,8 +1557,21 @@
         <w:ind w:right="164" w:firstLine="0"/>
         <w:jc w:val="both"/>
       </w:pPr>
-      <w:r>
-        <w:t>Дт Пассивный счет – Кт Пассивный счет</w:t>
+      <w:proofErr w:type="spellStart"/>
+      <w:r>
+        <w:t>Дт</w:t>
+      </w:r>
+      <w:proofErr w:type="spellEnd"/>
+      <w:r>
+        <w:t xml:space="preserve"> Пассивный счет – </w:t>
+      </w:r>
+      <w:proofErr w:type="spellStart"/>
+      <w:r>
+        <w:t>Кт</w:t>
+      </w:r>
+      <w:proofErr w:type="spellEnd"/>
+      <w:r>
+        <w:t xml:space="preserve"> Пассивный счет</w:t>
       </w:r>
     </w:p>
     <w:p>
@@ -1543,8 +1585,21 @@
         <w:ind w:right="164" w:firstLine="0"/>
         <w:jc w:val="both"/>
       </w:pPr>
-      <w:r>
-        <w:t>Дт Активный счет – Кт Пассивный счет</w:t>
+      <w:proofErr w:type="spellStart"/>
+      <w:r>
+        <w:t>Дт</w:t>
+      </w:r>
+      <w:proofErr w:type="spellEnd"/>
+      <w:r>
+        <w:t xml:space="preserve"> Активный счет – </w:t>
+      </w:r>
+      <w:proofErr w:type="spellStart"/>
+      <w:r>
+        <w:t>Кт</w:t>
+      </w:r>
+      <w:proofErr w:type="spellEnd"/>
+      <w:r>
+        <w:t xml:space="preserve"> Пассивный счет</w:t>
       </w:r>
     </w:p>
     <w:p>
@@ -1558,8 +1613,21 @@
         <w:ind w:right="164" w:firstLine="0"/>
         <w:jc w:val="both"/>
       </w:pPr>
-      <w:r>
-        <w:t>Дт Пассивный счет – Кт Активный счет</w:t>
+      <w:proofErr w:type="spellStart"/>
+      <w:r>
+        <w:t>Дт</w:t>
+      </w:r>
+      <w:proofErr w:type="spellEnd"/>
+      <w:r>
+        <w:t xml:space="preserve"> Пассивный счет – </w:t>
+      </w:r>
+      <w:proofErr w:type="spellStart"/>
+      <w:r>
+        <w:t>Кт</w:t>
+      </w:r>
+      <w:proofErr w:type="spellEnd"/>
+      <w:r>
+        <w:t xml:space="preserve"> Активный счет</w:t>
       </w:r>
     </w:p>
     <w:p>
@@ -1639,131 +1707,7 @@
           <w:sz w:val="28"/>
           <w:szCs w:val="28"/>
         </w:rPr>
-        <w:t>Для первого проводка: Операция поступления товаров, оплаченных с расчётного счёта, отражает увеличение актива «Товары на складе» и уменьшение актива «Денежные средства на расчётном счёте»</w:t>
-      </w:r>
-    </w:p>
-    <w:p>
-      <w:pPr>
-        <w:widowControl w:val="0"/>
-        <w:autoSpaceDE w:val="0"/>
-        <w:autoSpaceDN w:val="0"/>
-        <w:adjustRightInd w:val="0"/>
-        <w:spacing w:line="360" w:lineRule="auto"/>
-        <w:ind w:firstLine="709"/>
-        <w:jc w:val="both"/>
-        <w:rPr>
-          <w:sz w:val="28"/>
-          <w:szCs w:val="28"/>
-        </w:rPr>
-      </w:pPr>
-      <w:r>
-        <w:rPr>
-          <w:sz w:val="28"/>
-          <w:szCs w:val="28"/>
-        </w:rPr>
-        <w:t xml:space="preserve">Для второго проводка: Операция по направлению выручки в уставный капитал отражает уменьшение финансового результата (выручки) и увеличение собственного капитала (уставного капитала). </w:t>
-      </w:r>
-    </w:p>
-    <w:p>
-      <w:pPr>
-        <w:widowControl w:val="0"/>
-        <w:autoSpaceDE w:val="0"/>
-        <w:autoSpaceDN w:val="0"/>
-        <w:adjustRightInd w:val="0"/>
-        <w:spacing w:line="360" w:lineRule="auto"/>
-        <w:ind w:firstLine="709"/>
-        <w:jc w:val="both"/>
-        <w:rPr>
-          <w:sz w:val="28"/>
-          <w:szCs w:val="28"/>
-        </w:rPr>
-      </w:pPr>
-      <w:r>
-        <w:rPr>
-          <w:sz w:val="28"/>
-          <w:szCs w:val="28"/>
-        </w:rPr>
-        <w:t>Для третьего проводка: Операция по формированию уставного капитала за счёт вклада учредителя отражает увеличение актива «Денежные средства на расчётном счёте» и увеличение пассива «Уставный капитал»</w:t>
-      </w:r>
-    </w:p>
-    <w:p>
-      <w:pPr>
-        <w:widowControl w:val="0"/>
-        <w:autoSpaceDE w:val="0"/>
-        <w:autoSpaceDN w:val="0"/>
-        <w:adjustRightInd w:val="0"/>
-        <w:spacing w:line="360" w:lineRule="auto"/>
-        <w:ind w:firstLine="709"/>
-        <w:jc w:val="both"/>
-        <w:rPr>
-          <w:sz w:val="28"/>
-          <w:szCs w:val="28"/>
-        </w:rPr>
-      </w:pPr>
-      <w:r>
-        <w:rPr>
-          <w:sz w:val="28"/>
-          <w:szCs w:val="28"/>
-        </w:rPr>
-        <w:t>Для четвертого проводка: Предприятие перечислило денежные средства с расчётного счёта в счёт погашения задолженности перед поставщиком. В результате снижается как сумма кредиторской задолженности перед поставщиком, так и остаток денежных средств на расчётном счёте.</w:t>
-      </w:r>
-    </w:p>
-    <w:p>
-      <w:pPr>
-        <w:widowControl w:val="0"/>
-        <w:autoSpaceDE w:val="0"/>
-        <w:autoSpaceDN w:val="0"/>
-        <w:adjustRightInd w:val="0"/>
-        <w:spacing w:line="360" w:lineRule="auto"/>
-        <w:ind w:firstLine="709"/>
-        <w:jc w:val="both"/>
-        <w:rPr>
-          <w:sz w:val="28"/>
-          <w:szCs w:val="28"/>
-        </w:rPr>
-      </w:pPr>
-      <w:r>
-        <w:rPr>
-          <w:sz w:val="28"/>
-          <w:szCs w:val="28"/>
-        </w:rPr>
-        <w:t>Результат показан на рисунках 1</w:t>
-      </w:r>
-      <w:r>
-        <w:rPr>
-          <w:sz w:val="28"/>
-          <w:szCs w:val="28"/>
-        </w:rPr>
-        <w:t xml:space="preserve"> </w:t>
-      </w:r>
-      <w:r>
-        <w:rPr>
-          <w:sz w:val="28"/>
-          <w:szCs w:val="28"/>
-        </w:rPr>
-        <w:t>–</w:t>
-      </w:r>
-      <w:r>
-        <w:rPr>
-          <w:sz w:val="28"/>
-          <w:szCs w:val="28"/>
-        </w:rPr>
-        <w:t xml:space="preserve"> </w:t>
-      </w:r>
-      <w:r>
-        <w:rPr>
-          <w:sz w:val="28"/>
-          <w:szCs w:val="28"/>
-          <w:lang w:val="en-US"/>
-        </w:rPr>
-        <w:t>4</w:t>
-      </w:r>
-      <w:r>
-        <w:rPr>
-          <w:sz w:val="28"/>
-          <w:szCs w:val="28"/>
-        </w:rPr>
-        <w:t>.</w:t>
+        <w:t>Поступление товара, уже оплаченного с расчётного счёта, отражается в учёте как увеличение складских запасов и одновременно уменьшение денежных средств на счёте. Результат представлен на рисунке 1.</w:t>
       </w:r>
     </w:p>
     <w:p>
@@ -1781,14 +1725,15 @@
       </w:pPr>
       <w:r>
         <w:rPr>
+          <w:noProof/>
           <w:sz w:val="28"/>
           <w:szCs w:val="28"/>
         </w:rPr>
         <w:drawing>
-          <wp:inline distT="0" distB="0" distL="0" distR="0" wp14:anchorId="356ECC2C" wp14:editId="680908B8">
+          <wp:inline distT="0" distB="0" distL="0" distR="0" wp14:anchorId="30A41649" wp14:editId="21F7B0E8">
             <wp:extent cx="5940425" cy="1596390"/>
             <wp:effectExtent l="0" t="0" r="3175" b="3810"/>
-            <wp:docPr id="2" name="Рисунок 2"/>
+            <wp:docPr id="6" name="Рисунок 6"/>
             <wp:cNvGraphicFramePr>
               <a:graphicFrameLocks xmlns:a="http://schemas.openxmlformats.org/drawingml/2006/main" noChangeAspect="1"/>
             </wp:cNvGraphicFramePr>
@@ -1839,7 +1784,29 @@
           <w:sz w:val="28"/>
           <w:szCs w:val="28"/>
         </w:rPr>
-        <w:t>Рисунок 1 – Регистр бухучета</w:t>
+        <w:t>Рисунок 1 – Регистр бухучет</w:t>
+      </w:r>
+    </w:p>
+    <w:p>
+      <w:pPr>
+        <w:widowControl w:val="0"/>
+        <w:autoSpaceDE w:val="0"/>
+        <w:autoSpaceDN w:val="0"/>
+        <w:adjustRightInd w:val="0"/>
+        <w:spacing w:line="360" w:lineRule="auto"/>
+        <w:ind w:firstLine="709"/>
+        <w:jc w:val="both"/>
+        <w:rPr>
+          <w:sz w:val="28"/>
+          <w:szCs w:val="28"/>
+        </w:rPr>
+      </w:pPr>
+      <w:r>
+        <w:rPr>
+          <w:sz w:val="28"/>
+          <w:szCs w:val="28"/>
+        </w:rPr>
+        <w:t xml:space="preserve">В следующей операции часть выручки направляется на увеличение уставного капитала, за счёт чего сокращается заработанный доход и растёт собственный капитал компании. Это представлено на рисунке 2. </w:t>
       </w:r>
     </w:p>
     <w:p>
@@ -1857,14 +1824,15 @@
       </w:pPr>
       <w:r>
         <w:rPr>
+          <w:noProof/>
           <w:sz w:val="28"/>
           <w:szCs w:val="28"/>
         </w:rPr>
         <w:drawing>
-          <wp:inline distT="0" distB="0" distL="0" distR="0" wp14:anchorId="2993A8D3" wp14:editId="3E34BFD5">
+          <wp:inline distT="0" distB="0" distL="0" distR="0" wp14:anchorId="0D9FAA58" wp14:editId="41569975">
             <wp:extent cx="5940425" cy="2028825"/>
             <wp:effectExtent l="0" t="0" r="3175" b="9525"/>
-            <wp:docPr id="3" name="Рисунок 3"/>
+            <wp:docPr id="7" name="Рисунок 7"/>
             <wp:cNvGraphicFramePr>
               <a:graphicFrameLocks xmlns:a="http://schemas.openxmlformats.org/drawingml/2006/main" noChangeAspect="1"/>
             </wp:cNvGraphicFramePr>
@@ -1915,7 +1883,36 @@
           <w:sz w:val="28"/>
           <w:szCs w:val="28"/>
         </w:rPr>
-        <w:t>Рисунок 2 – План счетов Бухгалтерский учет</w:t>
+        <w:t xml:space="preserve">Рисунок 2 – </w:t>
+      </w:r>
+      <w:r>
+        <w:rPr>
+          <w:sz w:val="28"/>
+          <w:szCs w:val="28"/>
+        </w:rPr>
+        <w:t>План счетов в режиме пользователя</w:t>
+      </w:r>
+    </w:p>
+    <w:p>
+      <w:pPr>
+        <w:widowControl w:val="0"/>
+        <w:autoSpaceDE w:val="0"/>
+        <w:autoSpaceDN w:val="0"/>
+        <w:adjustRightInd w:val="0"/>
+        <w:spacing w:line="360" w:lineRule="auto"/>
+        <w:ind w:firstLine="709"/>
+        <w:jc w:val="both"/>
+        <w:rPr>
+          <w:sz w:val="28"/>
+          <w:szCs w:val="28"/>
+        </w:rPr>
+      </w:pPr>
+      <w:r>
+        <w:rPr>
+          <w:sz w:val="28"/>
+          <w:szCs w:val="28"/>
+        </w:rPr>
+        <w:t>Затем отражается внесение учредителем вклада в уставный капитал, что приводит к росту остатка на расчётном счёте и параллельному увеличению соответствующего пассива, что представлено на рисунке 3.</w:t>
       </w:r>
     </w:p>
     <w:p>
@@ -1933,15 +1930,15 @@
       </w:pPr>
       <w:r>
         <w:rPr>
-          <w:sz w:val="28"/>
-          <w:szCs w:val="28"/>
-        </w:rPr>
-        <w:lastRenderedPageBreak/>
+          <w:noProof/>
+          <w:sz w:val="28"/>
+          <w:szCs w:val="28"/>
+        </w:rPr>
         <w:drawing>
-          <wp:inline distT="0" distB="0" distL="0" distR="0" wp14:anchorId="0EE14C48" wp14:editId="53BCB6AB">
+          <wp:inline distT="0" distB="0" distL="0" distR="0" wp14:anchorId="18736285" wp14:editId="1D9740BD">
             <wp:extent cx="5940425" cy="1044575"/>
             <wp:effectExtent l="0" t="0" r="3175" b="3175"/>
-            <wp:docPr id="4" name="Рисунок 4"/>
+            <wp:docPr id="8" name="Рисунок 8"/>
             <wp:cNvGraphicFramePr>
               <a:graphicFrameLocks xmlns:a="http://schemas.openxmlformats.org/drawingml/2006/main" noChangeAspect="1"/>
             </wp:cNvGraphicFramePr>
@@ -1992,7 +1989,79 @@
           <w:sz w:val="28"/>
           <w:szCs w:val="28"/>
         </w:rPr>
-        <w:t>Рисунок 3 – Регистр бух учет для поступления товаров</w:t>
+        <w:t>Рисунок 3 –</w:t>
+      </w:r>
+      <w:r>
+        <w:rPr>
+          <w:sz w:val="28"/>
+          <w:szCs w:val="28"/>
+        </w:rPr>
+        <w:t xml:space="preserve"> </w:t>
+      </w:r>
+      <w:r>
+        <w:rPr>
+          <w:sz w:val="28"/>
+          <w:szCs w:val="28"/>
+        </w:rPr>
+        <w:t>“</w:t>
+      </w:r>
+      <w:r>
+        <w:rPr>
+          <w:sz w:val="28"/>
+          <w:szCs w:val="28"/>
+        </w:rPr>
+        <w:t>П</w:t>
+      </w:r>
+      <w:r>
+        <w:rPr>
+          <w:sz w:val="28"/>
+          <w:szCs w:val="28"/>
+        </w:rPr>
+        <w:t>оступления товаров</w:t>
+      </w:r>
+      <w:r>
+        <w:rPr>
+          <w:sz w:val="28"/>
+          <w:szCs w:val="28"/>
+        </w:rPr>
+        <w:t xml:space="preserve">” </w:t>
+      </w:r>
+      <w:r>
+        <w:rPr>
+          <w:sz w:val="28"/>
+          <w:szCs w:val="28"/>
+        </w:rPr>
+        <w:t>регистр бухучета</w:t>
+      </w:r>
+    </w:p>
+    <w:p>
+      <w:pPr>
+        <w:widowControl w:val="0"/>
+        <w:autoSpaceDE w:val="0"/>
+        <w:autoSpaceDN w:val="0"/>
+        <w:adjustRightInd w:val="0"/>
+        <w:spacing w:line="360" w:lineRule="auto"/>
+        <w:ind w:firstLine="709"/>
+        <w:jc w:val="both"/>
+        <w:rPr>
+          <w:sz w:val="28"/>
+          <w:szCs w:val="28"/>
+        </w:rPr>
+      </w:pPr>
+      <w:r>
+        <w:rPr>
+          <w:sz w:val="28"/>
+          <w:szCs w:val="28"/>
+        </w:rPr>
+        <w:lastRenderedPageBreak/>
+        <w:t>В последнем случае предприятие перечисляет деньги с расчётного счёта в счёт погашения долга перед поставщиком, в результате чего снижается как кредиторская задолженность, так и объём средств на счёте. Результат работы представлен на рисунке 4</w:t>
+      </w:r>
+      <w:r>
+        <w:rPr>
+          <w:sz w:val="28"/>
+          <w:szCs w:val="28"/>
+        </w:rPr>
+        <w:t>.</w:t>
       </w:r>
     </w:p>
     <w:p>
@@ -2010,6 +2079,7 @@
       </w:pPr>
       <w:r>
         <w:rPr>
+          <w:noProof/>
           <w:sz w:val="28"/>
           <w:szCs w:val="28"/>
         </w:rPr>
@@ -2068,24 +2138,57 @@
           <w:sz w:val="28"/>
           <w:szCs w:val="28"/>
         </w:rPr>
-        <w:t>Рисунок 4 – Выписка из банка по регистру бухучета</w:t>
-      </w:r>
-    </w:p>
-    <w:p>
-      <w:pPr>
-        <w:widowControl w:val="0"/>
-        <w:autoSpaceDE w:val="0"/>
-        <w:autoSpaceDN w:val="0"/>
-        <w:adjustRightInd w:val="0"/>
-        <w:spacing w:line="360" w:lineRule="auto"/>
-        <w:ind w:firstLine="709"/>
-        <w:jc w:val="both"/>
-        <w:rPr>
-          <w:color w:val="000000"/>
-          <w:sz w:val="28"/>
-          <w:szCs w:val="28"/>
-        </w:rPr>
-      </w:pPr>
+        <w:t xml:space="preserve">Рисунок 4 – </w:t>
+      </w:r>
+      <w:r>
+        <w:rPr>
+          <w:sz w:val="28"/>
+          <w:szCs w:val="28"/>
+        </w:rPr>
+        <w:t>“</w:t>
+      </w:r>
+      <w:r>
+        <w:rPr>
+          <w:sz w:val="28"/>
+          <w:szCs w:val="28"/>
+        </w:rPr>
+        <w:t>Выписка</w:t>
+      </w:r>
+      <w:r>
+        <w:rPr>
+          <w:sz w:val="28"/>
+          <w:szCs w:val="28"/>
+        </w:rPr>
+        <w:t xml:space="preserve"> </w:t>
+      </w:r>
+      <w:r>
+        <w:rPr>
+          <w:sz w:val="28"/>
+          <w:szCs w:val="28"/>
+        </w:rPr>
+        <w:t>банка</w:t>
+      </w:r>
+      <w:r>
+        <w:rPr>
+          <w:sz w:val="28"/>
+          <w:szCs w:val="28"/>
+        </w:rPr>
+        <w:t>”</w:t>
+      </w:r>
+      <w:r>
+        <w:rPr>
+          <w:sz w:val="28"/>
+          <w:szCs w:val="28"/>
+        </w:rPr>
+        <w:t xml:space="preserve"> </w:t>
+      </w:r>
+      <w:r>
+        <w:rPr>
+          <w:sz w:val="28"/>
+          <w:szCs w:val="28"/>
+        </w:rPr>
+        <w:t>регистр бухучета</w:t>
+      </w:r>
     </w:p>
     <w:sectPr>
       <w:footerReference w:type="even" r:id="rId13"/>
@@ -2102,7 +2205,7 @@
 </file>
 
 <file path=word/endnotes.xml><?xml version="1.0" encoding="utf-8"?>
-<w:endnotes xmlns:wpc="http://schemas.microsoft.com/office/word/2010/wordprocessingCanvas" xmlns:cx="http://schemas.microsoft.com/office/drawing/2014/chartex" xmlns:cx1="http://schemas.microsoft.com/office/drawing/2015/9/8/chartex" xmlns:cx2="http://schemas.microsoft.com/office/drawing/2015/10/21/chartex" xmlns:cx3="http://schemas.microsoft.com/office/drawing/2016/5/9/chartex" xmlns:cx4="http://schemas.microsoft.com/office/drawing/2016/5/10/chartex" xmlns:cx5="http://schemas.microsoft.com/office/drawing/2016/5/11/chartex" xmlns:cx6="http://schemas.microsoft.com/office/drawing/2016/5/12/chartex" xmlns:cx7="http://schemas.microsoft.com/office/drawing/2016/5/13/chartex" xmlns:cx8="http://schemas.microsoft.com/office/drawing/2016/5/14/chartex" xmlns:mc="http://schemas.openxmlformats.org/markup-compatibility/2006" xmlns:aink="http://schemas.microsoft.com/office/drawing/2016/ink" xmlns:am3d="http://schemas.microsoft.com/office/drawing/2017/model3d" xmlns:o="urn:schemas-microsoft-com:office:office" xmlns:r="http://schemas.openxmlformats.org/officeDocument/2006/relationships" xmlns:m="http://schemas.openxmlformats.org/officeDocument/2006/math" xmlns:v="urn:schemas-microsoft-com:vml" xmlns:wp14="http://schemas.microsoft.com/office/word/2010/wordprocessingDrawing" xmlns:wp="http://schemas.openxmlformats.org/drawingml/2006/wordprocessingDrawing" xmlns:w10="urn:schemas-microsoft-com:office:word" xmlns:w="http://schemas.openxmlformats.org/wordprocessingml/2006/main" xmlns:w14="http://schemas.microsoft.com/office/word/2010/wordml" xmlns:w15="http://schemas.microsoft.com/office/word/2012/wordml" xmlns:w16cex="http://schemas.microsoft.com/office/word/2018/wordml/cex" xmlns:w16cid="http://schemas.microsoft.com/office/word/2016/wordml/cid" xmlns:w16="http://schemas.microsoft.com/office/word/2018/wordml" xmlns:w16sdtdh="http://schemas.microsoft.com/office/word/2020/wordml/sdtdatahash" xmlns:w16se="http://schemas.microsoft.com/office/word/2015/wordml/symex" xmlns:wpg="http://schemas.microsoft.com/office/word/2010/wordprocessingGroup" xmlns:wpi="http://schemas.microsoft.com/office/word/2010/wordprocessingInk" xmlns:wne="http://schemas.microsoft.com/office/word/2006/wordml" xmlns:wps="http://schemas.microsoft.com/office/word/2010/wordprocessingShape" mc:Ignorable="w14 w15 w16se w16cid w16 w16cex w16sdtdh wp14">
+<w:endnotes xmlns:wpc="http://schemas.microsoft.com/office/word/2010/wordprocessingCanvas" xmlns:cx="http://schemas.microsoft.com/office/drawing/2014/chartex" xmlns:cx1="http://schemas.microsoft.com/office/drawing/2015/9/8/chartex" xmlns:cx2="http://schemas.microsoft.com/office/drawing/2015/10/21/chartex" xmlns:cx3="http://schemas.microsoft.com/office/drawing/2016/5/9/chartex" xmlns:cx4="http://schemas.microsoft.com/office/drawing/2016/5/10/chartex" xmlns:cx5="http://schemas.microsoft.com/office/drawing/2016/5/11/chartex" xmlns:cx6="http://schemas.microsoft.com/office/drawing/2016/5/12/chartex" xmlns:cx7="http://schemas.microsoft.com/office/drawing/2016/5/13/chartex" xmlns:cx8="http://schemas.microsoft.com/office/drawing/2016/5/14/chartex" xmlns:mc="http://schemas.openxmlformats.org/markup-compatibility/2006" xmlns:aink="http://schemas.microsoft.com/office/drawing/2016/ink" xmlns:am3d="http://schemas.microsoft.com/office/drawing/2017/model3d" xmlns:o="urn:schemas-microsoft-com:office:office" xmlns:oel="http://schemas.microsoft.com/office/2019/extlst" xmlns:r="http://schemas.openxmlformats.org/officeDocument/2006/relationships" xmlns:m="http://schemas.openxmlformats.org/officeDocument/2006/math" xmlns:v="urn:schemas-microsoft-com:vml" xmlns:wp14="http://schemas.microsoft.com/office/word/2010/wordprocessingDrawing" xmlns:wp="http://schemas.openxmlformats.org/drawingml/2006/wordprocessingDrawing" xmlns:w10="urn:schemas-microsoft-com:office:word" xmlns:w="http://schemas.openxmlformats.org/wordprocessingml/2006/main" xmlns:w14="http://schemas.microsoft.com/office/word/2010/wordml" xmlns:w15="http://schemas.microsoft.com/office/word/2012/wordml" xmlns:w16cex="http://schemas.microsoft.com/office/word/2018/wordml/cex" xmlns:w16cid="http://schemas.microsoft.com/office/word/2016/wordml/cid" xmlns:w16="http://schemas.microsoft.com/office/word/2018/wordml" xmlns:w16sdtdh="http://schemas.microsoft.com/office/word/2020/wordml/sdtdatahash" xmlns:w16se="http://schemas.microsoft.com/office/word/2015/wordml/symex" xmlns:wpg="http://schemas.microsoft.com/office/word/2010/wordprocessingGroup" xmlns:wpi="http://schemas.microsoft.com/office/word/2010/wordprocessingInk" xmlns:wne="http://schemas.microsoft.com/office/word/2006/wordml" xmlns:wps="http://schemas.microsoft.com/office/word/2010/wordprocessingShape" mc:Ignorable="w14 w15 w16se w16cid w16 w16cex w16sdtdh wp14">
   <w:endnote w:type="separator" w:id="-1">
     <w:p>
       <w:r>
@@ -2121,7 +2224,7 @@
 </file>
 
 <file path=word/footer1.xml><?xml version="1.0" encoding="utf-8"?>
-<w:ftr xmlns:wpc="http://schemas.microsoft.com/office/word/2010/wordprocessingCanvas" xmlns:cx="http://schemas.microsoft.com/office/drawing/2014/chartex" xmlns:cx1="http://schemas.microsoft.com/office/drawing/2015/9/8/chartex" xmlns:cx2="http://schemas.microsoft.com/office/drawing/2015/10/21/chartex" xmlns:cx3="http://schemas.microsoft.com/office/drawing/2016/5/9/chartex" xmlns:cx4="http://schemas.microsoft.com/office/drawing/2016/5/10/chartex" xmlns:cx5="http://schemas.microsoft.com/office/drawing/2016/5/11/chartex" xmlns:cx6="http://schemas.microsoft.com/office/drawing/2016/5/12/chartex" xmlns:cx7="http://schemas.microsoft.com/office/drawing/2016/5/13/chartex" xmlns:cx8="http://schemas.microsoft.com/office/drawing/2016/5/14/chartex" xmlns:mc="http://schemas.openxmlformats.org/markup-compatibility/2006" xmlns:aink="http://schemas.microsoft.com/office/drawing/2016/ink" xmlns:am3d="http://schemas.microsoft.com/office/drawing/2017/model3d" xmlns:o="urn:schemas-microsoft-com:office:office" xmlns:r="http://schemas.openxmlformats.org/officeDocument/2006/relationships" xmlns:m="http://schemas.openxmlformats.org/officeDocument/2006/math" xmlns:v="urn:schemas-microsoft-com:vml" xmlns:wp14="http://schemas.microsoft.com/office/word/2010/wordprocessingDrawing" xmlns:wp="http://schemas.openxmlformats.org/drawingml/2006/wordprocessingDrawing" xmlns:w10="urn:schemas-microsoft-com:office:word" xmlns:w="http://schemas.openxmlformats.org/wordprocessingml/2006/main" xmlns:w14="http://schemas.microsoft.com/office/word/2010/wordml" xmlns:w15="http://schemas.microsoft.com/office/word/2012/wordml" xmlns:w16cex="http://schemas.microsoft.com/office/word/2018/wordml/cex" xmlns:w16cid="http://schemas.microsoft.com/office/word/2016/wordml/cid" xmlns:w16="http://schemas.microsoft.com/office/word/2018/wordml" xmlns:w16sdtdh="http://schemas.microsoft.com/office/word/2020/wordml/sdtdatahash" xmlns:w16se="http://schemas.microsoft.com/office/word/2015/wordml/symex" xmlns:wpg="http://schemas.microsoft.com/office/word/2010/wordprocessingGroup" xmlns:wpi="http://schemas.microsoft.com/office/word/2010/wordprocessingInk" xmlns:wne="http://schemas.microsoft.com/office/word/2006/wordml" xmlns:wps="http://schemas.microsoft.com/office/word/2010/wordprocessingShape" mc:Ignorable="w14 w15 w16se w16cid w16 w16cex w16sdtdh wp14">
+<w:ftr xmlns:wpc="http://schemas.microsoft.com/office/word/2010/wordprocessingCanvas" xmlns:cx="http://schemas.microsoft.com/office/drawing/2014/chartex" xmlns:cx1="http://schemas.microsoft.com/office/drawing/2015/9/8/chartex" xmlns:cx2="http://schemas.microsoft.com/office/drawing/2015/10/21/chartex" xmlns:cx3="http://schemas.microsoft.com/office/drawing/2016/5/9/chartex" xmlns:cx4="http://schemas.microsoft.com/office/drawing/2016/5/10/chartex" xmlns:cx5="http://schemas.microsoft.com/office/drawing/2016/5/11/chartex" xmlns:cx6="http://schemas.microsoft.com/office/drawing/2016/5/12/chartex" xmlns:cx7="http://schemas.microsoft.com/office/drawing/2016/5/13/chartex" xmlns:cx8="http://schemas.microsoft.com/office/drawing/2016/5/14/chartex" xmlns:mc="http://schemas.openxmlformats.org/markup-compatibility/2006" xmlns:aink="http://schemas.microsoft.com/office/drawing/2016/ink" xmlns:am3d="http://schemas.microsoft.com/office/drawing/2017/model3d" xmlns:o="urn:schemas-microsoft-com:office:office" xmlns:oel="http://schemas.microsoft.com/office/2019/extlst" xmlns:r="http://schemas.openxmlformats.org/officeDocument/2006/relationships" xmlns:m="http://schemas.openxmlformats.org/officeDocument/2006/math" xmlns:v="urn:schemas-microsoft-com:vml" xmlns:wp14="http://schemas.microsoft.com/office/word/2010/wordprocessingDrawing" xmlns:wp="http://schemas.openxmlformats.org/drawingml/2006/wordprocessingDrawing" xmlns:w10="urn:schemas-microsoft-com:office:word" xmlns:w="http://schemas.openxmlformats.org/wordprocessingml/2006/main" xmlns:w14="http://schemas.microsoft.com/office/word/2010/wordml" xmlns:w15="http://schemas.microsoft.com/office/word/2012/wordml" xmlns:w16cex="http://schemas.microsoft.com/office/word/2018/wordml/cex" xmlns:w16cid="http://schemas.microsoft.com/office/word/2016/wordml/cid" xmlns:w16="http://schemas.microsoft.com/office/word/2018/wordml" xmlns:w16sdtdh="http://schemas.microsoft.com/office/word/2020/wordml/sdtdatahash" xmlns:w16se="http://schemas.microsoft.com/office/word/2015/wordml/symex" xmlns:wpg="http://schemas.microsoft.com/office/word/2010/wordprocessingGroup" xmlns:wpi="http://schemas.microsoft.com/office/word/2010/wordprocessingInk" xmlns:wne="http://schemas.microsoft.com/office/word/2006/wordml" xmlns:wps="http://schemas.microsoft.com/office/word/2010/wordprocessingShape" mc:Ignorable="w14 w15 w16se w16cid w16 w16cex w16sdtdh wp14">
   <w:p>
     <w:pPr>
       <w:pStyle w:val="a3"/>
@@ -2224,7 +2327,7 @@
               <v:stroke joinstyle="miter"/>
               <v:path gradientshapeok="t" o:connecttype="rect"/>
             </v:shapetype>
-            <v:shape id="Textbox 1" o:spid="_x0000_s1026" type="#_x0000_t202" style="position:absolute;margin-left:310.55pt;margin-top:793.75pt;width:18.05pt;height:13.05pt;z-index:-251657216;visibility:visible;mso-wrap-style:square;mso-wrap-distance-left:0;mso-wrap-distance-top:0;mso-wrap-distance-right:0;mso-wrap-distance-bottom:0;mso-position-horizontal:absolute;mso-position-horizontal-relative:page;mso-position-vertical:absolute;mso-position-vertical-relative:page;v-text-anchor:top" o:gfxdata="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" filled="f" stroked="f">
+            <v:shape id="Textbox 1" o:spid="_x0000_s1026" type="#_x0000_t202" style="position:absolute;margin-left:310.55pt;margin-top:793.75pt;width:18.05pt;height:13.05pt;z-index:-251657216;visibility:visible;mso-wrap-style:square;mso-wrap-distance-left:0;mso-wrap-distance-top:0;mso-wrap-distance-right:0;mso-wrap-distance-bottom:0;mso-position-horizontal:absolute;mso-position-horizontal-relative:page;mso-position-vertical:absolute;mso-position-vertical-relative:page;v-text-anchor:top" o:gfxdata="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" filled="f" stroked="f">
               <v:textbox inset="0,0,0,0">
                 <w:txbxContent>
                   <w:p>
@@ -2284,7 +2387,7 @@
 </file>
 
 <file path=word/footer2.xml><?xml version="1.0" encoding="utf-8"?>
-<w:ftr xmlns:wpc="http://schemas.microsoft.com/office/word/2010/wordprocessingCanvas" xmlns:cx="http://schemas.microsoft.com/office/drawing/2014/chartex" xmlns:cx1="http://schemas.microsoft.com/office/drawing/2015/9/8/chartex" xmlns:cx2="http://schemas.microsoft.com/office/drawing/2015/10/21/chartex" xmlns:cx3="http://schemas.microsoft.com/office/drawing/2016/5/9/chartex" xmlns:cx4="http://schemas.microsoft.com/office/drawing/2016/5/10/chartex" xmlns:cx5="http://schemas.microsoft.com/office/drawing/2016/5/11/chartex" xmlns:cx6="http://schemas.microsoft.com/office/drawing/2016/5/12/chartex" xmlns:cx7="http://schemas.microsoft.com/office/drawing/2016/5/13/chartex" xmlns:cx8="http://schemas.microsoft.com/office/drawing/2016/5/14/chartex" xmlns:mc="http://schemas.openxmlformats.org/markup-compatibility/2006" xmlns:aink="http://schemas.microsoft.com/office/drawing/2016/ink" xmlns:am3d="http://schemas.microsoft.com/office/drawing/2017/model3d" xmlns:o="urn:schemas-microsoft-com:office:office" xmlns:r="http://schemas.openxmlformats.org/officeDocument/2006/relationships" xmlns:m="http://schemas.openxmlformats.org/officeDocument/2006/math" xmlns:v="urn:schemas-microsoft-com:vml" xmlns:wp14="http://schemas.microsoft.com/office/word/2010/wordprocessingDrawing" xmlns:wp="http://schemas.openxmlformats.org/drawingml/2006/wordprocessingDrawing" xmlns:w10="urn:schemas-microsoft-com:office:word" xmlns:w="http://schemas.openxmlformats.org/wordprocessingml/2006/main" xmlns:w14="http://schemas.microsoft.com/office/word/2010/wordml" xmlns:w15="http://schemas.microsoft.com/office/word/2012/wordml" xmlns:w16cex="http://schemas.microsoft.com/office/word/2018/wordml/cex" xmlns:w16cid="http://schemas.microsoft.com/office/word/2016/wordml/cid" xmlns:w16="http://schemas.microsoft.com/office/word/2018/wordml" xmlns:w16sdtdh="http://schemas.microsoft.com/office/word/2020/wordml/sdtdatahash" xmlns:w16se="http://schemas.microsoft.com/office/word/2015/wordml/symex" xmlns:wpg="http://schemas.microsoft.com/office/word/2010/wordprocessingGroup" xmlns:wpi="http://schemas.microsoft.com/office/word/2010/wordprocessingInk" xmlns:wne="http://schemas.microsoft.com/office/word/2006/wordml" xmlns:wps="http://schemas.microsoft.com/office/word/2010/wordprocessingShape" mc:Ignorable="w14 w15 w16se w16cid w16 w16cex w16sdtdh wp14">
+<w:ftr xmlns:wpc="http://schemas.microsoft.com/office/word/2010/wordprocessingCanvas" xmlns:cx="http://schemas.microsoft.com/office/drawing/2014/chartex" xmlns:cx1="http://schemas.microsoft.com/office/drawing/2015/9/8/chartex" xmlns:cx2="http://schemas.microsoft.com/office/drawing/2015/10/21/chartex" xmlns:cx3="http://schemas.microsoft.com/office/drawing/2016/5/9/chartex" xmlns:cx4="http://schemas.microsoft.com/office/drawing/2016/5/10/chartex" xmlns:cx5="http://schemas.microsoft.com/office/drawing/2016/5/11/chartex" xmlns:cx6="http://schemas.microsoft.com/office/drawing/2016/5/12/chartex" xmlns:cx7="http://schemas.microsoft.com/office/drawing/2016/5/13/chartex" xmlns:cx8="http://schemas.microsoft.com/office/drawing/2016/5/14/chartex" xmlns:mc="http://schemas.openxmlformats.org/markup-compatibility/2006" xmlns:aink="http://schemas.microsoft.com/office/drawing/2016/ink" xmlns:am3d="http://schemas.microsoft.com/office/drawing/2017/model3d" xmlns:o="urn:schemas-microsoft-com:office:office" xmlns:oel="http://schemas.microsoft.com/office/2019/extlst" xmlns:r="http://schemas.openxmlformats.org/officeDocument/2006/relationships" xmlns:m="http://schemas.openxmlformats.org/officeDocument/2006/math" xmlns:v="urn:schemas-microsoft-com:vml" xmlns:wp14="http://schemas.microsoft.com/office/word/2010/wordprocessingDrawing" xmlns:wp="http://schemas.openxmlformats.org/drawingml/2006/wordprocessingDrawing" xmlns:w10="urn:schemas-microsoft-com:office:word" xmlns:w="http://schemas.openxmlformats.org/wordprocessingml/2006/main" xmlns:w14="http://schemas.microsoft.com/office/word/2010/wordml" xmlns:w15="http://schemas.microsoft.com/office/word/2012/wordml" xmlns:w16cex="http://schemas.microsoft.com/office/word/2018/wordml/cex" xmlns:w16cid="http://schemas.microsoft.com/office/word/2016/wordml/cid" xmlns:w16="http://schemas.microsoft.com/office/word/2018/wordml" xmlns:w16sdtdh="http://schemas.microsoft.com/office/word/2020/wordml/sdtdatahash" xmlns:w16se="http://schemas.microsoft.com/office/word/2015/wordml/symex" xmlns:wpg="http://schemas.microsoft.com/office/word/2010/wordprocessingGroup" xmlns:wpi="http://schemas.microsoft.com/office/word/2010/wordprocessingInk" xmlns:wne="http://schemas.microsoft.com/office/word/2006/wordml" xmlns:wps="http://schemas.microsoft.com/office/word/2010/wordprocessingShape" mc:Ignorable="w14 w15 w16se w16cid w16 w16cex w16sdtdh wp14">
   <w:sdt>
     <w:sdtPr>
       <w:rPr>
@@ -2296,11 +2399,6 @@
         <w:docPartUnique/>
       </w:docPartObj>
     </w:sdtPr>
-    <w:sdtEndPr>
-      <w:rPr>
-        <w:rStyle w:val="a4"/>
-      </w:rPr>
-    </w:sdtEndPr>
     <w:sdtContent>
       <w:p>
         <w:pPr>
@@ -2341,7 +2439,7 @@
 </file>
 
 <file path=word/footer3.xml><?xml version="1.0" encoding="utf-8"?>
-<w:ftr xmlns:wpc="http://schemas.microsoft.com/office/word/2010/wordprocessingCanvas" xmlns:cx="http://schemas.microsoft.com/office/drawing/2014/chartex" xmlns:cx1="http://schemas.microsoft.com/office/drawing/2015/9/8/chartex" xmlns:cx2="http://schemas.microsoft.com/office/drawing/2015/10/21/chartex" xmlns:cx3="http://schemas.microsoft.com/office/drawing/2016/5/9/chartex" xmlns:cx4="http://schemas.microsoft.com/office/drawing/2016/5/10/chartex" xmlns:cx5="http://schemas.microsoft.com/office/drawing/2016/5/11/chartex" xmlns:cx6="http://schemas.microsoft.com/office/drawing/2016/5/12/chartex" xmlns:cx7="http://schemas.microsoft.com/office/drawing/2016/5/13/chartex" xmlns:cx8="http://schemas.microsoft.com/office/drawing/2016/5/14/chartex" xmlns:mc="http://schemas.openxmlformats.org/markup-compatibility/2006" xmlns:aink="http://schemas.microsoft.com/office/drawing/2016/ink" xmlns:am3d="http://schemas.microsoft.com/office/drawing/2017/model3d" xmlns:o="urn:schemas-microsoft-com:office:office" xmlns:r="http://schemas.openxmlformats.org/officeDocument/2006/relationships" xmlns:m="http://schemas.openxmlformats.org/officeDocument/2006/math" xmlns:v="urn:schemas-microsoft-com:vml" xmlns:wp14="http://schemas.microsoft.com/office/word/2010/wordprocessingDrawing" xmlns:wp="http://schemas.openxmlformats.org/drawingml/2006/wordprocessingDrawing" xmlns:w10="urn:schemas-microsoft-com:office:word" xmlns:w="http://schemas.openxmlformats.org/wordprocessingml/2006/main" xmlns:w14="http://schemas.microsoft.com/office/word/2010/wordml" xmlns:w15="http://schemas.microsoft.com/office/word/2012/wordml" xmlns:w16cex="http://schemas.microsoft.com/office/word/2018/wordml/cex" xmlns:w16cid="http://schemas.microsoft.com/office/word/2016/wordml/cid" xmlns:w16="http://schemas.microsoft.com/office/word/2018/wordml" xmlns:w16sdtdh="http://schemas.microsoft.com/office/word/2020/wordml/sdtdatahash" xmlns:w16se="http://schemas.microsoft.com/office/word/2015/wordml/symex" xmlns:wpg="http://schemas.microsoft.com/office/word/2010/wordprocessingGroup" xmlns:wpi="http://schemas.microsoft.com/office/word/2010/wordprocessingInk" xmlns:wne="http://schemas.microsoft.com/office/word/2006/wordml" xmlns:wps="http://schemas.microsoft.com/office/word/2010/wordprocessingShape" mc:Ignorable="w14 w15 w16se w16cid w16 w16cex w16sdtdh wp14">
+<w:ftr xmlns:wpc="http://schemas.microsoft.com/office/word/2010/wordprocessingCanvas" xmlns:cx="http://schemas.microsoft.com/office/drawing/2014/chartex" xmlns:cx1="http://schemas.microsoft.com/office/drawing/2015/9/8/chartex" xmlns:cx2="http://schemas.microsoft.com/office/drawing/2015/10/21/chartex" xmlns:cx3="http://schemas.microsoft.com/office/drawing/2016/5/9/chartex" xmlns:cx4="http://schemas.microsoft.com/office/drawing/2016/5/10/chartex" xmlns:cx5="http://schemas.microsoft.com/office/drawing/2016/5/11/chartex" xmlns:cx6="http://schemas.microsoft.com/office/drawing/2016/5/12/chartex" xmlns:cx7="http://schemas.microsoft.com/office/drawing/2016/5/13/chartex" xmlns:cx8="http://schemas.microsoft.com/office/drawing/2016/5/14/chartex" xmlns:mc="http://schemas.openxmlformats.org/markup-compatibility/2006" xmlns:aink="http://schemas.microsoft.com/office/drawing/2016/ink" xmlns:am3d="http://schemas.microsoft.com/office/drawing/2017/model3d" xmlns:o="urn:schemas-microsoft-com:office:office" xmlns:oel="http://schemas.microsoft.com/office/2019/extlst" xmlns:r="http://schemas.openxmlformats.org/officeDocument/2006/relationships" xmlns:m="http://schemas.openxmlformats.org/officeDocument/2006/math" xmlns:v="urn:schemas-microsoft-com:vml" xmlns:wp14="http://schemas.microsoft.com/office/word/2010/wordprocessingDrawing" xmlns:wp="http://schemas.openxmlformats.org/drawingml/2006/wordprocessingDrawing" xmlns:w10="urn:schemas-microsoft-com:office:word" xmlns:w="http://schemas.openxmlformats.org/wordprocessingml/2006/main" xmlns:w14="http://schemas.microsoft.com/office/word/2010/wordml" xmlns:w15="http://schemas.microsoft.com/office/word/2012/wordml" xmlns:w16cex="http://schemas.microsoft.com/office/word/2018/wordml/cex" xmlns:w16cid="http://schemas.microsoft.com/office/word/2016/wordml/cid" xmlns:w16="http://schemas.microsoft.com/office/word/2018/wordml" xmlns:w16sdtdh="http://schemas.microsoft.com/office/word/2020/wordml/sdtdatahash" xmlns:w16se="http://schemas.microsoft.com/office/word/2015/wordml/symex" xmlns:wpg="http://schemas.microsoft.com/office/word/2010/wordprocessingGroup" xmlns:wpi="http://schemas.microsoft.com/office/word/2010/wordprocessingInk" xmlns:wne="http://schemas.microsoft.com/office/word/2006/wordml" xmlns:wps="http://schemas.microsoft.com/office/word/2010/wordprocessingShape" mc:Ignorable="w14 w15 w16se w16cid w16 w16cex w16sdtdh wp14">
   <w:sdt>
     <w:sdtPr>
       <w:rPr>
@@ -2353,11 +2451,6 @@
         <w:docPartUnique/>
       </w:docPartObj>
     </w:sdtPr>
-    <w:sdtEndPr>
-      <w:rPr>
-        <w:rStyle w:val="a4"/>
-      </w:rPr>
-    </w:sdtEndPr>
     <w:sdtContent>
       <w:p>
         <w:pPr>
@@ -2411,7 +2504,7 @@
 </file>
 
 <file path=word/footnotes.xml><?xml version="1.0" encoding="utf-8"?>
-<w:footnotes xmlns:wpc="http://schemas.microsoft.com/office/word/2010/wordprocessingCanvas" xmlns:cx="http://schemas.microsoft.com/office/drawing/2014/chartex" xmlns:cx1="http://schemas.microsoft.com/office/drawing/2015/9/8/chartex" xmlns:cx2="http://schemas.microsoft.com/office/drawing/2015/10/21/chartex" xmlns:cx3="http://schemas.microsoft.com/office/drawing/2016/5/9/chartex" xmlns:cx4="http://schemas.microsoft.com/office/drawing/2016/5/10/chartex" xmlns:cx5="http://schemas.microsoft.com/office/drawing/2016/5/11/chartex" xmlns:cx6="http://schemas.microsoft.com/office/drawing/2016/5/12/chartex" xmlns:cx7="http://schemas.microsoft.com/office/drawing/2016/5/13/chartex" xmlns:cx8="http://schemas.microsoft.com/office/drawing/2016/5/14/chartex" xmlns:mc="http://schemas.openxmlformats.org/markup-compatibility/2006" xmlns:aink="http://schemas.microsoft.com/office/drawing/2016/ink" xmlns:am3d="http://schemas.microsoft.com/office/drawing/2017/model3d" xmlns:o="urn:schemas-microsoft-com:office:office" xmlns:r="http://schemas.openxmlformats.org/officeDocument/2006/relationships" xmlns:m="http://schemas.openxmlformats.org/officeDocument/2006/math" xmlns:v="urn:schemas-microsoft-com:vml" xmlns:wp14="http://schemas.microsoft.com/office/word/2010/wordprocessingDrawing" xmlns:wp="http://schemas.openxmlformats.org/drawingml/2006/wordprocessingDrawing" xmlns:w10="urn:schemas-microsoft-com:office:word" xmlns:w="http://schemas.openxmlformats.org/wordprocessingml/2006/main" xmlns:w14="http://schemas.microsoft.com/office/word/2010/wordml" xmlns:w15="http://schemas.microsoft.com/office/word/2012/wordml" xmlns:w16cex="http://schemas.microsoft.com/office/word/2018/wordml/cex" xmlns:w16cid="http://schemas.microsoft.com/office/word/2016/wordml/cid" xmlns:w16="http://schemas.microsoft.com/office/word/2018/wordml" xmlns:w16sdtdh="http://schemas.microsoft.com/office/word/2020/wordml/sdtdatahash" xmlns:w16se="http://schemas.microsoft.com/office/word/2015/wordml/symex" xmlns:wpg="http://schemas.microsoft.com/office/word/2010/wordprocessingGroup" xmlns:wpi="http://schemas.microsoft.com/office/word/2010/wordprocessingInk" xmlns:wne="http://schemas.microsoft.com/office/word/2006/wordml" xmlns:wps="http://schemas.microsoft.com/office/word/2010/wordprocessingShape" mc:Ignorable="w14 w15 w16se w16cid w16 w16cex w16sdtdh wp14">
+<w:footnotes xmlns:wpc="http://schemas.microsoft.com/office/word/2010/wordprocessingCanvas" xmlns:cx="http://schemas.microsoft.com/office/drawing/2014/chartex" xmlns:cx1="http://schemas.microsoft.com/office/drawing/2015/9/8/chartex" xmlns:cx2="http://schemas.microsoft.com/office/drawing/2015/10/21/chartex" xmlns:cx3="http://schemas.microsoft.com/office/drawing/2016/5/9/chartex" xmlns:cx4="http://schemas.microsoft.com/office/drawing/2016/5/10/chartex" xmlns:cx5="http://schemas.microsoft.com/office/drawing/2016/5/11/chartex" xmlns:cx6="http://schemas.microsoft.com/office/drawing/2016/5/12/chartex" xmlns:cx7="http://schemas.microsoft.com/office/drawing/2016/5/13/chartex" xmlns:cx8="http://schemas.microsoft.com/office/drawing/2016/5/14/chartex" xmlns:mc="http://schemas.openxmlformats.org/markup-compatibility/2006" xmlns:aink="http://schemas.microsoft.com/office/drawing/2016/ink" xmlns:am3d="http://schemas.microsoft.com/office/drawing/2017/model3d" xmlns:o="urn:schemas-microsoft-com:office:office" xmlns:oel="http://schemas.microsoft.com/office/2019/extlst" xmlns:r="http://schemas.openxmlformats.org/officeDocument/2006/relationships" xmlns:m="http://schemas.openxmlformats.org/officeDocument/2006/math" xmlns:v="urn:schemas-microsoft-com:vml" xmlns:wp14="http://schemas.microsoft.com/office/word/2010/wordprocessingDrawing" xmlns:wp="http://schemas.openxmlformats.org/drawingml/2006/wordprocessingDrawing" xmlns:w10="urn:schemas-microsoft-com:office:word" xmlns:w="http://schemas.openxmlformats.org/wordprocessingml/2006/main" xmlns:w14="http://schemas.microsoft.com/office/word/2010/wordml" xmlns:w15="http://schemas.microsoft.com/office/word/2012/wordml" xmlns:w16cex="http://schemas.microsoft.com/office/word/2018/wordml/cex" xmlns:w16cid="http://schemas.microsoft.com/office/word/2016/wordml/cid" xmlns:w16="http://schemas.microsoft.com/office/word/2018/wordml" xmlns:w16sdtdh="http://schemas.microsoft.com/office/word/2020/wordml/sdtdatahash" xmlns:w16se="http://schemas.microsoft.com/office/word/2015/wordml/symex" xmlns:wpg="http://schemas.microsoft.com/office/word/2010/wordprocessingGroup" xmlns:wpi="http://schemas.microsoft.com/office/word/2010/wordprocessingInk" xmlns:wne="http://schemas.microsoft.com/office/word/2006/wordml" xmlns:wps="http://schemas.microsoft.com/office/word/2010/wordprocessingShape" mc:Ignorable="w14 w15 w16se w16cid w16 w16cex w16sdtdh wp14">
   <w:footnote w:type="separator" w:id="-1">
     <w:p>
       <w:r>
@@ -2430,7 +2523,7 @@
 </file>
 
 <file path=word/numbering.xml><?xml version="1.0" encoding="utf-8"?>
-<w:numbering xmlns:wpc="http://schemas.microsoft.com/office/word/2010/wordprocessingCanvas" xmlns:cx="http://schemas.microsoft.com/office/drawing/2014/chartex" xmlns:cx1="http://schemas.microsoft.com/office/drawing/2015/9/8/chartex" xmlns:cx2="http://schemas.microsoft.com/office/drawing/2015/10/21/chartex" xmlns:cx3="http://schemas.microsoft.com/office/drawing/2016/5/9/chartex" xmlns:cx4="http://schemas.microsoft.com/office/drawing/2016/5/10/chartex" xmlns:cx5="http://schemas.microsoft.com/office/drawing/2016/5/11/chartex" xmlns:cx6="http://schemas.microsoft.com/office/drawing/2016/5/12/chartex" xmlns:cx7="http://schemas.microsoft.com/office/drawing/2016/5/13/chartex" xmlns:cx8="http://schemas.microsoft.com/office/drawing/2016/5/14/chartex" xmlns:mc="http://schemas.openxmlformats.org/markup-compatibility/2006" xmlns:aink="http://schemas.microsoft.com/office/drawing/2016/ink" xmlns:am3d="http://schemas.microsoft.com/office/drawing/2017/model3d" xmlns:o="urn:schemas-microsoft-com:office:office" xmlns:r="http://schemas.openxmlformats.org/officeDocument/2006/relationships" xmlns:m="http://schemas.openxmlformats.org/officeDocument/2006/math" xmlns:v="urn:schemas-microsoft-com:vml" xmlns:wp14="http://schemas.microsoft.com/office/word/2010/wordprocessingDrawing" xmlns:wp="http://schemas.openxmlformats.org/drawingml/2006/wordprocessingDrawing" xmlns:w10="urn:schemas-microsoft-com:office:word" xmlns:w="http://schemas.openxmlformats.org/wordprocessingml/2006/main" xmlns:w14="http://schemas.microsoft.com/office/word/2010/wordml" xmlns:w15="http://schemas.microsoft.com/office/word/2012/wordml" xmlns:w16cex="http://schemas.microsoft.com/office/word/2018/wordml/cex" xmlns:w16cid="http://schemas.microsoft.com/office/word/2016/wordml/cid" xmlns:w16="http://schemas.microsoft.com/office/word/2018/wordml" xmlns:w16sdtdh="http://schemas.microsoft.com/office/word/2020/wordml/sdtdatahash" xmlns:w16se="http://schemas.microsoft.com/office/word/2015/wordml/symex" xmlns:wpg="http://schemas.microsoft.com/office/word/2010/wordprocessingGroup" xmlns:wpi="http://schemas.microsoft.com/office/word/2010/wordprocessingInk" xmlns:wne="http://schemas.microsoft.com/office/word/2006/wordml" xmlns:wps="http://schemas.microsoft.com/office/word/2010/wordprocessingShape" mc:Ignorable="w14 w15 w16se w16cid w16 w16cex w16sdtdh wp14">
+<w:numbering xmlns:wpc="http://schemas.microsoft.com/office/word/2010/wordprocessingCanvas" xmlns:cx="http://schemas.microsoft.com/office/drawing/2014/chartex" xmlns:cx1="http://schemas.microsoft.com/office/drawing/2015/9/8/chartex" xmlns:cx2="http://schemas.microsoft.com/office/drawing/2015/10/21/chartex" xmlns:cx3="http://schemas.microsoft.com/office/drawing/2016/5/9/chartex" xmlns:cx4="http://schemas.microsoft.com/office/drawing/2016/5/10/chartex" xmlns:cx5="http://schemas.microsoft.com/office/drawing/2016/5/11/chartex" xmlns:cx6="http://schemas.microsoft.com/office/drawing/2016/5/12/chartex" xmlns:cx7="http://schemas.microsoft.com/office/drawing/2016/5/13/chartex" xmlns:cx8="http://schemas.microsoft.com/office/drawing/2016/5/14/chartex" xmlns:mc="http://schemas.openxmlformats.org/markup-compatibility/2006" xmlns:aink="http://schemas.microsoft.com/office/drawing/2016/ink" xmlns:am3d="http://schemas.microsoft.com/office/drawing/2017/model3d" xmlns:o="urn:schemas-microsoft-com:office:office" xmlns:oel="http://schemas.microsoft.com/office/2019/extlst" xmlns:r="http://schemas.openxmlformats.org/officeDocument/2006/relationships" xmlns:m="http://schemas.openxmlformats.org/officeDocument/2006/math" xmlns:v="urn:schemas-microsoft-com:vml" xmlns:wp14="http://schemas.microsoft.com/office/word/2010/wordprocessingDrawing" xmlns:wp="http://schemas.openxmlformats.org/drawingml/2006/wordprocessingDrawing" xmlns:w10="urn:schemas-microsoft-com:office:word" xmlns:w="http://schemas.openxmlformats.org/wordprocessingml/2006/main" xmlns:w14="http://schemas.microsoft.com/office/word/2010/wordml" xmlns:w15="http://schemas.microsoft.com/office/word/2012/wordml" xmlns:w16cex="http://schemas.microsoft.com/office/word/2018/wordml/cex" xmlns:w16cid="http://schemas.microsoft.com/office/word/2016/wordml/cid" xmlns:w16="http://schemas.microsoft.com/office/word/2018/wordml" xmlns:w16sdtdh="http://schemas.microsoft.com/office/word/2020/wordml/sdtdatahash" xmlns:w16se="http://schemas.microsoft.com/office/word/2015/wordml/symex" xmlns:wpg="http://schemas.microsoft.com/office/word/2010/wordprocessingGroup" xmlns:wpi="http://schemas.microsoft.com/office/word/2010/wordprocessingInk" xmlns:wne="http://schemas.microsoft.com/office/word/2006/wordml" xmlns:wps="http://schemas.microsoft.com/office/word/2010/wordprocessingShape" mc:Ignorable="w14 w15 w16se w16cid w16 w16cex w16sdtdh wp14">
   <w:abstractNum w:abstractNumId="0" w15:restartNumberingAfterBreak="0">
     <w:nsid w:val="28A611EB"/>
     <w:multiLevelType w:val="hybridMultilevel"/>
@@ -3233,28 +3326,28 @@
       </w:pPr>
     </w:lvl>
   </w:abstractNum>
-  <w:num w:numId="1">
+  <w:num w:numId="1" w16cid:durableId="1621105966">
     <w:abstractNumId w:val="5"/>
   </w:num>
-  <w:num w:numId="2">
+  <w:num w:numId="2" w16cid:durableId="194734026">
     <w:abstractNumId w:val="1"/>
   </w:num>
-  <w:num w:numId="3">
+  <w:num w:numId="3" w16cid:durableId="652221565">
     <w:abstractNumId w:val="4"/>
   </w:num>
-  <w:num w:numId="4">
+  <w:num w:numId="4" w16cid:durableId="1885562594">
     <w:abstractNumId w:val="2"/>
   </w:num>
-  <w:num w:numId="5">
+  <w:num w:numId="5" w16cid:durableId="800880932">
     <w:abstractNumId w:val="6"/>
   </w:num>
-  <w:num w:numId="6">
+  <w:num w:numId="6" w16cid:durableId="1677462347">
     <w:abstractNumId w:val="3"/>
   </w:num>
-  <w:num w:numId="7">
+  <w:num w:numId="7" w16cid:durableId="1663894396">
     <w:abstractNumId w:val="7"/>
   </w:num>
-  <w:num w:numId="8">
+  <w:num w:numId="8" w16cid:durableId="1143935106">
     <w:abstractNumId w:val="0"/>
   </w:num>
 </w:numbering>
